--- a/Articles/2026/2_Game_Maker_2/20_Energy_System/The_Code_Files/2 obj_hero CREATE and STEP Events.docx
+++ b/Articles/2026/2_Game_Maker_2/20_Energy_System/The_Code_Files/2 obj_hero CREATE and STEP Events.docx
@@ -2,6 +2,22 @@
 <file path=word/document.xml><?xml version="1.0" encoding="utf-8"?>
 <w:document xmlns:wpc="http://schemas.microsoft.com/office/word/2010/wordprocessingCanvas" xmlns:cx="http://schemas.microsoft.com/office/drawing/2014/chartex" xmlns:cx1="http://schemas.microsoft.com/office/drawing/2015/9/8/chartex" xmlns:cx2="http://schemas.microsoft.com/office/drawing/2015/10/21/chartex" xmlns:cx3="http://schemas.microsoft.com/office/drawing/2016/5/9/chartex" xmlns:cx4="http://schemas.microsoft.com/office/drawing/2016/5/10/chartex" xmlns:cx5="http://schemas.microsoft.com/office/drawing/2016/5/11/chartex" xmlns:cx6="http://schemas.microsoft.com/office/drawing/2016/5/12/chartex" xmlns:cx7="http://schemas.microsoft.com/office/drawing/2016/5/13/chartex" xmlns:cx8="http://schemas.microsoft.com/office/drawing/2016/5/14/chartex" xmlns:mc="http://schemas.openxmlformats.org/markup-compatibility/2006" xmlns:aink="http://schemas.microsoft.com/office/drawing/2016/ink" xmlns:am3d="http://schemas.microsoft.com/office/drawing/2017/model3d" xmlns:o="urn:schemas-microsoft-com:office:office" xmlns:oel="http://schemas.microsoft.com/office/2019/extlst" xmlns:r="http://schemas.openxmlformats.org/officeDocument/2006/relationships" xmlns:m="http://schemas.openxmlformats.org/officeDocument/2006/math" xmlns:v="urn:schemas-microsoft-com:vml" xmlns:wp14="http://schemas.microsoft.com/office/word/2010/wordprocessingDrawing" xmlns:wp="http://schemas.openxmlformats.org/drawingml/2006/wordprocessingDrawing" xmlns:w10="urn:schemas-microsoft-com:office:word" xmlns:w="http://schemas.openxmlformats.org/wordprocessingml/2006/main" xmlns:w14="http://schemas.microsoft.com/office/word/2010/wordml" xmlns:w15="http://schemas.microsoft.com/office/word/2012/wordml" xmlns:w16cex="http://schemas.microsoft.com/office/word/2018/wordml/cex" xmlns:w16cid="http://schemas.microsoft.com/office/word/2016/wordml/cid" xmlns:w16="http://schemas.microsoft.com/office/word/2018/wordml" xmlns:w16du="http://schemas.microsoft.com/office/word/2023/wordml/word16du" xmlns:w16sdtdh="http://schemas.microsoft.com/office/word/2020/wordml/sdtdatahash" xmlns:w16sdtfl="http://schemas.microsoft.com/office/word/2024/wordml/sdtformatlock" xmlns:w16se="http://schemas.microsoft.com/office/word/2015/wordml/symex" xmlns:wpg="http://schemas.microsoft.com/office/word/2010/wordprocessingGroup" xmlns:wpi="http://schemas.microsoft.com/office/word/2010/wordprocessingInk" xmlns:wne="http://schemas.microsoft.com/office/word/2006/wordml" xmlns:wps="http://schemas.microsoft.com/office/word/2010/wordprocessingShape" mc:Ignorable="w14 w15 w16se w16cid w16 w16cex w16sdtdh w16sdtfl w16du wp14">
   <w:body>
+    <w:p>
+      <w:pPr>
+        <w:pStyle w:val="Title"/>
+      </w:pPr>
+      <w:r>
+        <w:t xml:space="preserve">2 </w:t>
+      </w:r>
+      <w:proofErr w:type="spellStart"/>
+      <w:r>
+        <w:t>obj_hero</w:t>
+      </w:r>
+      <w:proofErr w:type="spellEnd"/>
+      <w:r>
+        <w:t xml:space="preserve"> CREATE and STEP Events</w:t>
+      </w:r>
+    </w:p>
     <w:p>
       <w:pPr>
         <w:pStyle w:val="Heading1"/>
@@ -1249,6 +1265,7 @@
           <w:rFonts w:ascii="Courier New" w:hAnsi="Courier New" w:cs="Courier New"/>
           <w:sz w:val="20"/>
         </w:rPr>
+        <w:lastRenderedPageBreak/>
         <w:t xml:space="preserve">        }</w:t>
       </w:r>
     </w:p>
@@ -2479,6 +2496,7 @@
           <w:rFonts w:ascii="Courier New" w:hAnsi="Courier New" w:cs="Courier New"/>
           <w:sz w:val="20"/>
         </w:rPr>
+        <w:lastRenderedPageBreak/>
         <w:t xml:space="preserve">                }</w:t>
       </w:r>
     </w:p>
@@ -2494,7 +2512,6 @@
           <w:rFonts w:ascii="Courier New" w:hAnsi="Courier New" w:cs="Courier New"/>
           <w:sz w:val="20"/>
         </w:rPr>
-        <w:lastRenderedPageBreak/>
         <w:t xml:space="preserve">            }</w:t>
       </w:r>
     </w:p>
@@ -3416,94 +3433,6 @@
           <w:sz w:val="20"/>
         </w:rPr>
         <w:t>obj_wall_plain</w:t>
-      </w:r>
-      <w:proofErr w:type="spellEnd"/>
-      <w:r>
-        <w:rPr>
-          <w:rFonts w:ascii="Courier New" w:hAnsi="Courier New" w:cs="Courier New"/>
-          <w:sz w:val="20"/>
-        </w:rPr>
-        <w:t>) ||</w:t>
-      </w:r>
-    </w:p>
-    <w:p>
-      <w:pPr>
-        <w:rPr>
-          <w:rFonts w:ascii="Courier New" w:hAnsi="Courier New" w:cs="Courier New"/>
-          <w:sz w:val="20"/>
-        </w:rPr>
-      </w:pPr>
-      <w:r>
-        <w:rPr>
-          <w:rFonts w:ascii="Courier New" w:hAnsi="Courier New" w:cs="Courier New"/>
-          <w:sz w:val="20"/>
-        </w:rPr>
-        <w:t xml:space="preserve">                    </w:t>
-      </w:r>
-      <w:proofErr w:type="spellStart"/>
-      <w:r>
-        <w:rPr>
-          <w:rFonts w:ascii="Courier New" w:hAnsi="Courier New" w:cs="Courier New"/>
-          <w:sz w:val="20"/>
-        </w:rPr>
-        <w:t>place_</w:t>
-      </w:r>
-      <w:proofErr w:type="gramStart"/>
-      <w:r>
-        <w:rPr>
-          <w:rFonts w:ascii="Courier New" w:hAnsi="Courier New" w:cs="Courier New"/>
-          <w:sz w:val="20"/>
-        </w:rPr>
-        <w:t>meeting</w:t>
-      </w:r>
-      <w:proofErr w:type="spellEnd"/>
-      <w:r>
-        <w:rPr>
-          <w:rFonts w:ascii="Courier New" w:hAnsi="Courier New" w:cs="Courier New"/>
-          <w:sz w:val="20"/>
-        </w:rPr>
-        <w:t>(</w:t>
-      </w:r>
-      <w:proofErr w:type="spellStart"/>
-      <w:proofErr w:type="gramEnd"/>
-      <w:r>
-        <w:rPr>
-          <w:rFonts w:ascii="Courier New" w:hAnsi="Courier New" w:cs="Courier New"/>
-          <w:sz w:val="20"/>
-        </w:rPr>
-        <w:t>safe_x</w:t>
-      </w:r>
-      <w:proofErr w:type="spellEnd"/>
-      <w:r>
-        <w:rPr>
-          <w:rFonts w:ascii="Courier New" w:hAnsi="Courier New" w:cs="Courier New"/>
-          <w:sz w:val="20"/>
-        </w:rPr>
-        <w:t xml:space="preserve">, </w:t>
-      </w:r>
-      <w:proofErr w:type="spellStart"/>
-      <w:r>
-        <w:rPr>
-          <w:rFonts w:ascii="Courier New" w:hAnsi="Courier New" w:cs="Courier New"/>
-          <w:sz w:val="20"/>
-        </w:rPr>
-        <w:t>safe_y</w:t>
-      </w:r>
-      <w:proofErr w:type="spellEnd"/>
-      <w:r>
-        <w:rPr>
-          <w:rFonts w:ascii="Courier New" w:hAnsi="Courier New" w:cs="Courier New"/>
-          <w:sz w:val="20"/>
-        </w:rPr>
-        <w:t xml:space="preserve">, </w:t>
-      </w:r>
-      <w:proofErr w:type="spellStart"/>
-      <w:r>
-        <w:rPr>
-          <w:rFonts w:ascii="Courier New" w:hAnsi="Courier New" w:cs="Courier New"/>
-          <w:sz w:val="20"/>
-        </w:rPr>
-        <w:t>obj_wall_crackedA</w:t>
       </w:r>
       <w:proofErr w:type="spellEnd"/>
       <w:r>
@@ -3592,6 +3521,94 @@
           <w:rFonts w:ascii="Courier New" w:hAnsi="Courier New" w:cs="Courier New"/>
           <w:sz w:val="20"/>
         </w:rPr>
+        <w:t>obj_wall_crackedA</w:t>
+      </w:r>
+      <w:proofErr w:type="spellEnd"/>
+      <w:r>
+        <w:rPr>
+          <w:rFonts w:ascii="Courier New" w:hAnsi="Courier New" w:cs="Courier New"/>
+          <w:sz w:val="20"/>
+        </w:rPr>
+        <w:t>) ||</w:t>
+      </w:r>
+    </w:p>
+    <w:p>
+      <w:pPr>
+        <w:rPr>
+          <w:rFonts w:ascii="Courier New" w:hAnsi="Courier New" w:cs="Courier New"/>
+          <w:sz w:val="20"/>
+        </w:rPr>
+      </w:pPr>
+      <w:r>
+        <w:rPr>
+          <w:rFonts w:ascii="Courier New" w:hAnsi="Courier New" w:cs="Courier New"/>
+          <w:sz w:val="20"/>
+        </w:rPr>
+        <w:t xml:space="preserve">                    </w:t>
+      </w:r>
+      <w:proofErr w:type="spellStart"/>
+      <w:r>
+        <w:rPr>
+          <w:rFonts w:ascii="Courier New" w:hAnsi="Courier New" w:cs="Courier New"/>
+          <w:sz w:val="20"/>
+        </w:rPr>
+        <w:t>place_</w:t>
+      </w:r>
+      <w:proofErr w:type="gramStart"/>
+      <w:r>
+        <w:rPr>
+          <w:rFonts w:ascii="Courier New" w:hAnsi="Courier New" w:cs="Courier New"/>
+          <w:sz w:val="20"/>
+        </w:rPr>
+        <w:t>meeting</w:t>
+      </w:r>
+      <w:proofErr w:type="spellEnd"/>
+      <w:r>
+        <w:rPr>
+          <w:rFonts w:ascii="Courier New" w:hAnsi="Courier New" w:cs="Courier New"/>
+          <w:sz w:val="20"/>
+        </w:rPr>
+        <w:t>(</w:t>
+      </w:r>
+      <w:proofErr w:type="spellStart"/>
+      <w:proofErr w:type="gramEnd"/>
+      <w:r>
+        <w:rPr>
+          <w:rFonts w:ascii="Courier New" w:hAnsi="Courier New" w:cs="Courier New"/>
+          <w:sz w:val="20"/>
+        </w:rPr>
+        <w:t>safe_x</w:t>
+      </w:r>
+      <w:proofErr w:type="spellEnd"/>
+      <w:r>
+        <w:rPr>
+          <w:rFonts w:ascii="Courier New" w:hAnsi="Courier New" w:cs="Courier New"/>
+          <w:sz w:val="20"/>
+        </w:rPr>
+        <w:t xml:space="preserve">, </w:t>
+      </w:r>
+      <w:proofErr w:type="spellStart"/>
+      <w:r>
+        <w:rPr>
+          <w:rFonts w:ascii="Courier New" w:hAnsi="Courier New" w:cs="Courier New"/>
+          <w:sz w:val="20"/>
+        </w:rPr>
+        <w:t>safe_y</w:t>
+      </w:r>
+      <w:proofErr w:type="spellEnd"/>
+      <w:r>
+        <w:rPr>
+          <w:rFonts w:ascii="Courier New" w:hAnsi="Courier New" w:cs="Courier New"/>
+          <w:sz w:val="20"/>
+        </w:rPr>
+        <w:t xml:space="preserve">, </w:t>
+      </w:r>
+      <w:proofErr w:type="spellStart"/>
+      <w:r>
+        <w:rPr>
+          <w:rFonts w:ascii="Courier New" w:hAnsi="Courier New" w:cs="Courier New"/>
+          <w:sz w:val="20"/>
+        </w:rPr>
         <w:t>obj_wall_crackedB</w:t>
       </w:r>
       <w:proofErr w:type="spellEnd"/>
@@ -4398,6 +4415,7 @@
           <w:rFonts w:ascii="Courier New" w:hAnsi="Courier New" w:cs="Courier New"/>
           <w:sz w:val="20"/>
         </w:rPr>
+        <w:lastRenderedPageBreak/>
         <w:t>}</w:t>
       </w:r>
     </w:p>
@@ -5329,6 +5347,7 @@
           <w:sz w:val="20"/>
           <w:highlight w:val="yellow"/>
         </w:rPr>
+        <w:lastRenderedPageBreak/>
         <w:t xml:space="preserve">        var </w:t>
       </w:r>
       <w:proofErr w:type="spellStart"/>
@@ -5400,7 +5419,6 @@
           <w:sz w:val="20"/>
           <w:highlight w:val="yellow"/>
         </w:rPr>
-        <w:lastRenderedPageBreak/>
         <w:t xml:space="preserve">        if (</w:t>
       </w:r>
       <w:proofErr w:type="spellStart"/>
@@ -6388,6 +6406,7 @@
           <w:rFonts w:ascii="Courier New" w:hAnsi="Courier New" w:cs="Courier New"/>
           <w:sz w:val="20"/>
         </w:rPr>
+        <w:lastRenderedPageBreak/>
         <w:t xml:space="preserve">    </w:t>
       </w:r>
       <w:proofErr w:type="spellStart"/>
@@ -6421,1097 +6440,1097 @@
           <w:rFonts w:ascii="Courier New" w:hAnsi="Courier New" w:cs="Courier New"/>
           <w:sz w:val="20"/>
         </w:rPr>
+        <w:t xml:space="preserve">    if (</w:t>
+      </w:r>
+      <w:proofErr w:type="spellStart"/>
+      <w:proofErr w:type="gramStart"/>
+      <w:r>
+        <w:rPr>
+          <w:rFonts w:ascii="Courier New" w:hAnsi="Courier New" w:cs="Courier New"/>
+          <w:sz w:val="20"/>
+        </w:rPr>
+        <w:t>global.hearts</w:t>
+      </w:r>
+      <w:proofErr w:type="spellEnd"/>
+      <w:proofErr w:type="gramEnd"/>
+      <w:r>
+        <w:rPr>
+          <w:rFonts w:ascii="Courier New" w:hAnsi="Courier New" w:cs="Courier New"/>
+          <w:sz w:val="20"/>
+        </w:rPr>
+        <w:t xml:space="preserve"> &gt; </w:t>
+      </w:r>
+      <w:proofErr w:type="spellStart"/>
+      <w:r>
+        <w:rPr>
+          <w:rFonts w:ascii="Courier New" w:hAnsi="Courier New" w:cs="Courier New"/>
+          <w:sz w:val="20"/>
+        </w:rPr>
+        <w:t>global.max_hearts</w:t>
+      </w:r>
+      <w:proofErr w:type="spellEnd"/>
+      <w:r>
+        <w:rPr>
+          <w:rFonts w:ascii="Courier New" w:hAnsi="Courier New" w:cs="Courier New"/>
+          <w:sz w:val="20"/>
+        </w:rPr>
+        <w:t>) {</w:t>
+      </w:r>
+    </w:p>
+    <w:p>
+      <w:pPr>
+        <w:rPr>
+          <w:rFonts w:ascii="Courier New" w:hAnsi="Courier New" w:cs="Courier New"/>
+          <w:sz w:val="20"/>
+        </w:rPr>
+      </w:pPr>
+      <w:r>
+        <w:rPr>
+          <w:rFonts w:ascii="Courier New" w:hAnsi="Courier New" w:cs="Courier New"/>
+          <w:sz w:val="20"/>
+        </w:rPr>
+        <w:t xml:space="preserve">        </w:t>
+      </w:r>
+      <w:proofErr w:type="spellStart"/>
+      <w:proofErr w:type="gramStart"/>
+      <w:r>
+        <w:rPr>
+          <w:rFonts w:ascii="Courier New" w:hAnsi="Courier New" w:cs="Courier New"/>
+          <w:sz w:val="20"/>
+        </w:rPr>
+        <w:t>global.hearts</w:t>
+      </w:r>
+      <w:proofErr w:type="spellEnd"/>
+      <w:proofErr w:type="gramEnd"/>
+      <w:r>
+        <w:rPr>
+          <w:rFonts w:ascii="Courier New" w:hAnsi="Courier New" w:cs="Courier New"/>
+          <w:sz w:val="20"/>
+        </w:rPr>
+        <w:t xml:space="preserve"> = </w:t>
+      </w:r>
+      <w:proofErr w:type="spellStart"/>
+      <w:r>
+        <w:rPr>
+          <w:rFonts w:ascii="Courier New" w:hAnsi="Courier New" w:cs="Courier New"/>
+          <w:sz w:val="20"/>
+        </w:rPr>
+        <w:t>global.max_hearts</w:t>
+      </w:r>
+      <w:proofErr w:type="spellEnd"/>
+      <w:r>
+        <w:rPr>
+          <w:rFonts w:ascii="Courier New" w:hAnsi="Courier New" w:cs="Courier New"/>
+          <w:sz w:val="20"/>
+        </w:rPr>
+        <w:t>;</w:t>
+      </w:r>
+    </w:p>
+    <w:p>
+      <w:pPr>
+        <w:rPr>
+          <w:rFonts w:ascii="Courier New" w:hAnsi="Courier New" w:cs="Courier New"/>
+          <w:sz w:val="20"/>
+        </w:rPr>
+      </w:pPr>
+      <w:r>
+        <w:rPr>
+          <w:rFonts w:ascii="Courier New" w:hAnsi="Courier New" w:cs="Courier New"/>
+          <w:sz w:val="20"/>
+        </w:rPr>
+        <w:t xml:space="preserve">    }</w:t>
+      </w:r>
+    </w:p>
+    <w:p>
+      <w:pPr>
+        <w:rPr>
+          <w:rFonts w:ascii="Courier New" w:hAnsi="Courier New" w:cs="Courier New"/>
+          <w:sz w:val="20"/>
+        </w:rPr>
+      </w:pPr>
+      <w:r>
+        <w:rPr>
+          <w:rFonts w:ascii="Courier New" w:hAnsi="Courier New" w:cs="Courier New"/>
+          <w:sz w:val="20"/>
+        </w:rPr>
+        <w:t xml:space="preserve">    </w:t>
+      </w:r>
+      <w:proofErr w:type="spellStart"/>
+      <w:r>
+        <w:rPr>
+          <w:rFonts w:ascii="Courier New" w:hAnsi="Courier New" w:cs="Courier New"/>
+          <w:sz w:val="20"/>
+        </w:rPr>
+        <w:t>instance_destroy</w:t>
+      </w:r>
+      <w:proofErr w:type="spellEnd"/>
+      <w:r>
+        <w:rPr>
+          <w:rFonts w:ascii="Courier New" w:hAnsi="Courier New" w:cs="Courier New"/>
+          <w:sz w:val="20"/>
+        </w:rPr>
+        <w:t>(</w:t>
+      </w:r>
+      <w:proofErr w:type="spellStart"/>
+      <w:r>
+        <w:rPr>
+          <w:rFonts w:ascii="Courier New" w:hAnsi="Courier New" w:cs="Courier New"/>
+          <w:sz w:val="20"/>
+        </w:rPr>
+        <w:t>item_heart</w:t>
+      </w:r>
+      <w:proofErr w:type="spellEnd"/>
+      <w:r>
+        <w:rPr>
+          <w:rFonts w:ascii="Courier New" w:hAnsi="Courier New" w:cs="Courier New"/>
+          <w:sz w:val="20"/>
+        </w:rPr>
+        <w:t>);</w:t>
+      </w:r>
+    </w:p>
+    <w:p>
+      <w:pPr>
+        <w:rPr>
+          <w:rFonts w:ascii="Courier New" w:hAnsi="Courier New" w:cs="Courier New"/>
+          <w:sz w:val="20"/>
+        </w:rPr>
+      </w:pPr>
+      <w:r>
+        <w:rPr>
+          <w:rFonts w:ascii="Courier New" w:hAnsi="Courier New" w:cs="Courier New"/>
+          <w:sz w:val="20"/>
+        </w:rPr>
+        <w:t>}</w:t>
+      </w:r>
+    </w:p>
+    <w:p>
+      <w:pPr>
+        <w:rPr>
+          <w:rFonts w:ascii="Courier New" w:hAnsi="Courier New" w:cs="Courier New"/>
+          <w:sz w:val="20"/>
+        </w:rPr>
+      </w:pPr>
+    </w:p>
+    <w:p>
+      <w:pPr>
+        <w:rPr>
+          <w:rFonts w:ascii="Courier New" w:hAnsi="Courier New" w:cs="Courier New"/>
+          <w:sz w:val="20"/>
+          <w:highlight w:val="yellow"/>
+        </w:rPr>
+      </w:pPr>
+      <w:r>
+        <w:rPr>
+          <w:rFonts w:ascii="Courier New" w:hAnsi="Courier New" w:cs="Courier New"/>
+          <w:sz w:val="20"/>
+          <w:highlight w:val="yellow"/>
+        </w:rPr>
+        <w:t xml:space="preserve">var </w:t>
+      </w:r>
+      <w:proofErr w:type="spellStart"/>
+      <w:r>
+        <w:rPr>
+          <w:rFonts w:ascii="Courier New" w:hAnsi="Courier New" w:cs="Courier New"/>
+          <w:sz w:val="20"/>
+          <w:highlight w:val="yellow"/>
+        </w:rPr>
+        <w:t>item_apple</w:t>
+      </w:r>
+      <w:proofErr w:type="spellEnd"/>
+      <w:r>
+        <w:rPr>
+          <w:rFonts w:ascii="Courier New" w:hAnsi="Courier New" w:cs="Courier New"/>
+          <w:sz w:val="20"/>
+          <w:highlight w:val="yellow"/>
+        </w:rPr>
+        <w:t xml:space="preserve"> = </w:t>
+      </w:r>
+      <w:proofErr w:type="spellStart"/>
+      <w:r>
+        <w:rPr>
+          <w:rFonts w:ascii="Courier New" w:hAnsi="Courier New" w:cs="Courier New"/>
+          <w:sz w:val="20"/>
+          <w:highlight w:val="yellow"/>
+        </w:rPr>
+        <w:t>instance_</w:t>
+      </w:r>
+      <w:proofErr w:type="gramStart"/>
+      <w:r>
+        <w:rPr>
+          <w:rFonts w:ascii="Courier New" w:hAnsi="Courier New" w:cs="Courier New"/>
+          <w:sz w:val="20"/>
+          <w:highlight w:val="yellow"/>
+        </w:rPr>
+        <w:t>place</w:t>
+      </w:r>
+      <w:proofErr w:type="spellEnd"/>
+      <w:r>
+        <w:rPr>
+          <w:rFonts w:ascii="Courier New" w:hAnsi="Courier New" w:cs="Courier New"/>
+          <w:sz w:val="20"/>
+          <w:highlight w:val="yellow"/>
+        </w:rPr>
+        <w:t>(</w:t>
+      </w:r>
+      <w:proofErr w:type="gramEnd"/>
+      <w:r>
+        <w:rPr>
+          <w:rFonts w:ascii="Courier New" w:hAnsi="Courier New" w:cs="Courier New"/>
+          <w:sz w:val="20"/>
+          <w:highlight w:val="yellow"/>
+        </w:rPr>
+        <w:t xml:space="preserve">x, y, </w:t>
+      </w:r>
+      <w:proofErr w:type="spellStart"/>
+      <w:r>
+        <w:rPr>
+          <w:rFonts w:ascii="Courier New" w:hAnsi="Courier New" w:cs="Courier New"/>
+          <w:sz w:val="20"/>
+          <w:highlight w:val="yellow"/>
+        </w:rPr>
+        <w:t>obj_apple</w:t>
+      </w:r>
+      <w:proofErr w:type="spellEnd"/>
+      <w:r>
+        <w:rPr>
+          <w:rFonts w:ascii="Courier New" w:hAnsi="Courier New" w:cs="Courier New"/>
+          <w:sz w:val="20"/>
+          <w:highlight w:val="yellow"/>
+        </w:rPr>
+        <w:t>);</w:t>
+      </w:r>
+    </w:p>
+    <w:p>
+      <w:pPr>
+        <w:rPr>
+          <w:rFonts w:ascii="Courier New" w:hAnsi="Courier New" w:cs="Courier New"/>
+          <w:sz w:val="20"/>
+          <w:highlight w:val="yellow"/>
+        </w:rPr>
+      </w:pPr>
+      <w:r>
+        <w:rPr>
+          <w:rFonts w:ascii="Courier New" w:hAnsi="Courier New" w:cs="Courier New"/>
+          <w:sz w:val="20"/>
+          <w:highlight w:val="yellow"/>
+        </w:rPr>
+        <w:t>if (</w:t>
+      </w:r>
+      <w:proofErr w:type="spellStart"/>
+      <w:r>
+        <w:rPr>
+          <w:rFonts w:ascii="Courier New" w:hAnsi="Courier New" w:cs="Courier New"/>
+          <w:sz w:val="20"/>
+          <w:highlight w:val="yellow"/>
+        </w:rPr>
+        <w:t>item_</w:t>
+      </w:r>
+      <w:proofErr w:type="gramStart"/>
+      <w:r>
+        <w:rPr>
+          <w:rFonts w:ascii="Courier New" w:hAnsi="Courier New" w:cs="Courier New"/>
+          <w:sz w:val="20"/>
+          <w:highlight w:val="yellow"/>
+        </w:rPr>
+        <w:t>apple</w:t>
+      </w:r>
+      <w:proofErr w:type="spellEnd"/>
+      <w:r>
+        <w:rPr>
+          <w:rFonts w:ascii="Courier New" w:hAnsi="Courier New" w:cs="Courier New"/>
+          <w:sz w:val="20"/>
+          <w:highlight w:val="yellow"/>
+        </w:rPr>
+        <w:t xml:space="preserve"> !</w:t>
+      </w:r>
+      <w:proofErr w:type="gramEnd"/>
+      <w:r>
+        <w:rPr>
+          <w:rFonts w:ascii="Courier New" w:hAnsi="Courier New" w:cs="Courier New"/>
+          <w:sz w:val="20"/>
+          <w:highlight w:val="yellow"/>
+        </w:rPr>
+        <w:t xml:space="preserve">= </w:t>
+      </w:r>
+      <w:proofErr w:type="spellStart"/>
+      <w:r>
+        <w:rPr>
+          <w:rFonts w:ascii="Courier New" w:hAnsi="Courier New" w:cs="Courier New"/>
+          <w:sz w:val="20"/>
+          <w:highlight w:val="yellow"/>
+        </w:rPr>
+        <w:t>noone</w:t>
+      </w:r>
+      <w:proofErr w:type="spellEnd"/>
+      <w:r>
+        <w:rPr>
+          <w:rFonts w:ascii="Courier New" w:hAnsi="Courier New" w:cs="Courier New"/>
+          <w:sz w:val="20"/>
+          <w:highlight w:val="yellow"/>
+        </w:rPr>
+        <w:t>) {</w:t>
+      </w:r>
+    </w:p>
+    <w:p>
+      <w:pPr>
+        <w:rPr>
+          <w:rFonts w:ascii="Courier New" w:hAnsi="Courier New" w:cs="Courier New"/>
+          <w:sz w:val="20"/>
+          <w:highlight w:val="yellow"/>
+        </w:rPr>
+      </w:pPr>
+      <w:r>
+        <w:rPr>
+          <w:rFonts w:ascii="Courier New" w:hAnsi="Courier New" w:cs="Courier New"/>
+          <w:sz w:val="20"/>
+          <w:highlight w:val="yellow"/>
+        </w:rPr>
+        <w:t xml:space="preserve">    </w:t>
+      </w:r>
+      <w:proofErr w:type="spellStart"/>
+      <w:r>
+        <w:rPr>
+          <w:rFonts w:ascii="Courier New" w:hAnsi="Courier New" w:cs="Courier New"/>
+          <w:sz w:val="20"/>
+          <w:highlight w:val="yellow"/>
+        </w:rPr>
+        <w:t>hero_collect_</w:t>
+      </w:r>
+      <w:proofErr w:type="gramStart"/>
+      <w:r>
+        <w:rPr>
+          <w:rFonts w:ascii="Courier New" w:hAnsi="Courier New" w:cs="Courier New"/>
+          <w:sz w:val="20"/>
+          <w:highlight w:val="yellow"/>
+        </w:rPr>
+        <w:t>apple</w:t>
+      </w:r>
+      <w:proofErr w:type="spellEnd"/>
+      <w:r>
+        <w:rPr>
+          <w:rFonts w:ascii="Courier New" w:hAnsi="Courier New" w:cs="Courier New"/>
+          <w:sz w:val="20"/>
+          <w:highlight w:val="yellow"/>
+        </w:rPr>
+        <w:t>(</w:t>
+      </w:r>
+      <w:proofErr w:type="gramEnd"/>
+      <w:r>
+        <w:rPr>
+          <w:rFonts w:ascii="Courier New" w:hAnsi="Courier New" w:cs="Courier New"/>
+          <w:sz w:val="20"/>
+          <w:highlight w:val="yellow"/>
+        </w:rPr>
+        <w:t>);</w:t>
+      </w:r>
+    </w:p>
+    <w:p>
+      <w:pPr>
+        <w:rPr>
+          <w:rFonts w:ascii="Courier New" w:hAnsi="Courier New" w:cs="Courier New"/>
+          <w:sz w:val="20"/>
+          <w:highlight w:val="yellow"/>
+        </w:rPr>
+      </w:pPr>
+    </w:p>
+    <w:p>
+      <w:pPr>
+        <w:rPr>
+          <w:rFonts w:ascii="Courier New" w:hAnsi="Courier New" w:cs="Courier New"/>
+          <w:sz w:val="20"/>
+          <w:highlight w:val="yellow"/>
+        </w:rPr>
+      </w:pPr>
+      <w:r>
+        <w:rPr>
+          <w:rFonts w:ascii="Courier New" w:hAnsi="Courier New" w:cs="Courier New"/>
+          <w:sz w:val="20"/>
+          <w:highlight w:val="yellow"/>
+        </w:rPr>
+        <w:t xml:space="preserve">    if (</w:t>
+      </w:r>
+      <w:proofErr w:type="spellStart"/>
+      <w:r>
+        <w:rPr>
+          <w:rFonts w:ascii="Courier New" w:hAnsi="Courier New" w:cs="Courier New"/>
+          <w:sz w:val="20"/>
+          <w:highlight w:val="yellow"/>
+        </w:rPr>
+        <w:t>variable_global_exists</w:t>
+      </w:r>
+      <w:proofErr w:type="spellEnd"/>
+      <w:r>
+        <w:rPr>
+          <w:rFonts w:ascii="Courier New" w:hAnsi="Courier New" w:cs="Courier New"/>
+          <w:sz w:val="20"/>
+          <w:highlight w:val="yellow"/>
+        </w:rPr>
+        <w:t xml:space="preserve">("energy") &amp;&amp; </w:t>
+      </w:r>
+      <w:proofErr w:type="spellStart"/>
+      <w:r>
+        <w:rPr>
+          <w:rFonts w:ascii="Courier New" w:hAnsi="Courier New" w:cs="Courier New"/>
+          <w:sz w:val="20"/>
+          <w:highlight w:val="yellow"/>
+        </w:rPr>
+        <w:t>variable_global_exists</w:t>
+      </w:r>
+      <w:proofErr w:type="spellEnd"/>
+      <w:r>
+        <w:rPr>
+          <w:rFonts w:ascii="Courier New" w:hAnsi="Courier New" w:cs="Courier New"/>
+          <w:sz w:val="20"/>
+          <w:highlight w:val="yellow"/>
+        </w:rPr>
+        <w:t>("</w:t>
+      </w:r>
+      <w:proofErr w:type="spellStart"/>
+      <w:r>
+        <w:rPr>
+          <w:rFonts w:ascii="Courier New" w:hAnsi="Courier New" w:cs="Courier New"/>
+          <w:sz w:val="20"/>
+          <w:highlight w:val="yellow"/>
+        </w:rPr>
+        <w:t>max_energy</w:t>
+      </w:r>
+      <w:proofErr w:type="spellEnd"/>
+      <w:r>
+        <w:rPr>
+          <w:rFonts w:ascii="Courier New" w:hAnsi="Courier New" w:cs="Courier New"/>
+          <w:sz w:val="20"/>
+          <w:highlight w:val="yellow"/>
+        </w:rPr>
+        <w:t>")) {</w:t>
+      </w:r>
+    </w:p>
+    <w:p>
+      <w:pPr>
+        <w:rPr>
+          <w:rFonts w:ascii="Courier New" w:hAnsi="Courier New" w:cs="Courier New"/>
+          <w:sz w:val="20"/>
+          <w:highlight w:val="yellow"/>
+        </w:rPr>
+      </w:pPr>
+      <w:r>
+        <w:rPr>
+          <w:rFonts w:ascii="Courier New" w:hAnsi="Courier New" w:cs="Courier New"/>
+          <w:sz w:val="20"/>
+          <w:highlight w:val="yellow"/>
+        </w:rPr>
+        <w:t xml:space="preserve">        </w:t>
+      </w:r>
+      <w:proofErr w:type="spellStart"/>
+      <w:proofErr w:type="gramStart"/>
+      <w:r>
+        <w:rPr>
+          <w:rFonts w:ascii="Courier New" w:hAnsi="Courier New" w:cs="Courier New"/>
+          <w:sz w:val="20"/>
+          <w:highlight w:val="yellow"/>
+        </w:rPr>
+        <w:t>global.energy</w:t>
+      </w:r>
+      <w:proofErr w:type="spellEnd"/>
+      <w:proofErr w:type="gramEnd"/>
+      <w:r>
+        <w:rPr>
+          <w:rFonts w:ascii="Courier New" w:hAnsi="Courier New" w:cs="Courier New"/>
+          <w:sz w:val="20"/>
+          <w:highlight w:val="yellow"/>
+        </w:rPr>
+        <w:t xml:space="preserve"> = </w:t>
+      </w:r>
+      <w:proofErr w:type="spellStart"/>
+      <w:r>
+        <w:rPr>
+          <w:rFonts w:ascii="Courier New" w:hAnsi="Courier New" w:cs="Courier New"/>
+          <w:sz w:val="20"/>
+          <w:highlight w:val="yellow"/>
+        </w:rPr>
+        <w:t>global.max_energy</w:t>
+      </w:r>
+      <w:proofErr w:type="spellEnd"/>
+      <w:r>
+        <w:rPr>
+          <w:rFonts w:ascii="Courier New" w:hAnsi="Courier New" w:cs="Courier New"/>
+          <w:sz w:val="20"/>
+          <w:highlight w:val="yellow"/>
+        </w:rPr>
+        <w:t>;</w:t>
+      </w:r>
+    </w:p>
+    <w:p>
+      <w:pPr>
+        <w:rPr>
+          <w:rFonts w:ascii="Courier New" w:hAnsi="Courier New" w:cs="Courier New"/>
+          <w:sz w:val="20"/>
+          <w:highlight w:val="yellow"/>
+        </w:rPr>
+      </w:pPr>
+      <w:r>
+        <w:rPr>
+          <w:rFonts w:ascii="Courier New" w:hAnsi="Courier New" w:cs="Courier New"/>
+          <w:sz w:val="20"/>
+          <w:highlight w:val="yellow"/>
+        </w:rPr>
+        <w:t xml:space="preserve">    }</w:t>
+      </w:r>
+    </w:p>
+    <w:p>
+      <w:pPr>
+        <w:rPr>
+          <w:rFonts w:ascii="Courier New" w:hAnsi="Courier New" w:cs="Courier New"/>
+          <w:sz w:val="20"/>
+          <w:highlight w:val="yellow"/>
+        </w:rPr>
+      </w:pPr>
+      <w:r>
+        <w:rPr>
+          <w:rFonts w:ascii="Courier New" w:hAnsi="Courier New" w:cs="Courier New"/>
+          <w:sz w:val="20"/>
+          <w:highlight w:val="yellow"/>
+        </w:rPr>
+        <w:t xml:space="preserve">    if (</w:t>
+      </w:r>
+      <w:proofErr w:type="spellStart"/>
+      <w:r>
+        <w:rPr>
+          <w:rFonts w:ascii="Courier New" w:hAnsi="Courier New" w:cs="Courier New"/>
+          <w:sz w:val="20"/>
+          <w:highlight w:val="yellow"/>
+        </w:rPr>
+        <w:t>variable_global_exists</w:t>
+      </w:r>
+      <w:proofErr w:type="spellEnd"/>
+      <w:r>
+        <w:rPr>
+          <w:rFonts w:ascii="Courier New" w:hAnsi="Courier New" w:cs="Courier New"/>
+          <w:sz w:val="20"/>
+          <w:highlight w:val="yellow"/>
+        </w:rPr>
+        <w:t>("</w:t>
+      </w:r>
+      <w:proofErr w:type="spellStart"/>
+      <w:r>
+        <w:rPr>
+          <w:rFonts w:ascii="Courier New" w:hAnsi="Courier New" w:cs="Courier New"/>
+          <w:sz w:val="20"/>
+          <w:highlight w:val="yellow"/>
+        </w:rPr>
+        <w:t>energy_move_accumulator</w:t>
+      </w:r>
+      <w:proofErr w:type="spellEnd"/>
+      <w:r>
+        <w:rPr>
+          <w:rFonts w:ascii="Courier New" w:hAnsi="Courier New" w:cs="Courier New"/>
+          <w:sz w:val="20"/>
+          <w:highlight w:val="yellow"/>
+        </w:rPr>
+        <w:t>")) {</w:t>
+      </w:r>
+    </w:p>
+    <w:p>
+      <w:pPr>
+        <w:rPr>
+          <w:rFonts w:ascii="Courier New" w:hAnsi="Courier New" w:cs="Courier New"/>
+          <w:sz w:val="20"/>
+          <w:highlight w:val="yellow"/>
+        </w:rPr>
+      </w:pPr>
+      <w:r>
+        <w:rPr>
+          <w:rFonts w:ascii="Courier New" w:hAnsi="Courier New" w:cs="Courier New"/>
+          <w:sz w:val="20"/>
+          <w:highlight w:val="yellow"/>
+        </w:rPr>
+        <w:t xml:space="preserve">        </w:t>
+      </w:r>
+      <w:proofErr w:type="spellStart"/>
+      <w:proofErr w:type="gramStart"/>
+      <w:r>
+        <w:rPr>
+          <w:rFonts w:ascii="Courier New" w:hAnsi="Courier New" w:cs="Courier New"/>
+          <w:sz w:val="20"/>
+          <w:highlight w:val="yellow"/>
+        </w:rPr>
+        <w:t>global.energy</w:t>
+      </w:r>
+      <w:proofErr w:type="gramEnd"/>
+      <w:r>
+        <w:rPr>
+          <w:rFonts w:ascii="Courier New" w:hAnsi="Courier New" w:cs="Courier New"/>
+          <w:sz w:val="20"/>
+          <w:highlight w:val="yellow"/>
+        </w:rPr>
+        <w:t>_move_accumulator</w:t>
+      </w:r>
+      <w:proofErr w:type="spellEnd"/>
+      <w:r>
+        <w:rPr>
+          <w:rFonts w:ascii="Courier New" w:hAnsi="Courier New" w:cs="Courier New"/>
+          <w:sz w:val="20"/>
+          <w:highlight w:val="yellow"/>
+        </w:rPr>
+        <w:t xml:space="preserve"> = 0;</w:t>
+      </w:r>
+    </w:p>
+    <w:p>
+      <w:pPr>
+        <w:rPr>
+          <w:rFonts w:ascii="Courier New" w:hAnsi="Courier New" w:cs="Courier New"/>
+          <w:sz w:val="20"/>
+          <w:highlight w:val="yellow"/>
+        </w:rPr>
+      </w:pPr>
+      <w:r>
+        <w:rPr>
+          <w:rFonts w:ascii="Courier New" w:hAnsi="Courier New" w:cs="Courier New"/>
+          <w:sz w:val="20"/>
+          <w:highlight w:val="yellow"/>
+        </w:rPr>
+        <w:t xml:space="preserve">    }</w:t>
+      </w:r>
+    </w:p>
+    <w:p>
+      <w:pPr>
+        <w:rPr>
+          <w:rFonts w:ascii="Courier New" w:hAnsi="Courier New" w:cs="Courier New"/>
+          <w:sz w:val="20"/>
+          <w:highlight w:val="yellow"/>
+        </w:rPr>
+      </w:pPr>
+      <w:r>
+        <w:rPr>
+          <w:rFonts w:ascii="Courier New" w:hAnsi="Courier New" w:cs="Courier New"/>
+          <w:sz w:val="20"/>
+          <w:highlight w:val="yellow"/>
+        </w:rPr>
+        <w:t xml:space="preserve">    if (</w:t>
+      </w:r>
+      <w:proofErr w:type="spellStart"/>
+      <w:r>
+        <w:rPr>
+          <w:rFonts w:ascii="Courier New" w:hAnsi="Courier New" w:cs="Courier New"/>
+          <w:sz w:val="20"/>
+          <w:highlight w:val="yellow"/>
+        </w:rPr>
+        <w:t>variable_global_exists</w:t>
+      </w:r>
+      <w:proofErr w:type="spellEnd"/>
+      <w:r>
+        <w:rPr>
+          <w:rFonts w:ascii="Courier New" w:hAnsi="Courier New" w:cs="Courier New"/>
+          <w:sz w:val="20"/>
+          <w:highlight w:val="yellow"/>
+        </w:rPr>
+        <w:t>("</w:t>
+      </w:r>
+      <w:proofErr w:type="spellStart"/>
+      <w:r>
+        <w:rPr>
+          <w:rFonts w:ascii="Courier New" w:hAnsi="Courier New" w:cs="Courier New"/>
+          <w:sz w:val="20"/>
+          <w:highlight w:val="yellow"/>
+        </w:rPr>
+        <w:t>energy_kicked_to_town</w:t>
+      </w:r>
+      <w:proofErr w:type="spellEnd"/>
+      <w:r>
+        <w:rPr>
+          <w:rFonts w:ascii="Courier New" w:hAnsi="Courier New" w:cs="Courier New"/>
+          <w:sz w:val="20"/>
+          <w:highlight w:val="yellow"/>
+        </w:rPr>
+        <w:t>")) {</w:t>
+      </w:r>
+    </w:p>
+    <w:p>
+      <w:pPr>
+        <w:rPr>
+          <w:rFonts w:ascii="Courier New" w:hAnsi="Courier New" w:cs="Courier New"/>
+          <w:sz w:val="20"/>
+          <w:highlight w:val="yellow"/>
+        </w:rPr>
+      </w:pPr>
+      <w:r>
+        <w:rPr>
+          <w:rFonts w:ascii="Courier New" w:hAnsi="Courier New" w:cs="Courier New"/>
+          <w:sz w:val="20"/>
+          <w:highlight w:val="yellow"/>
+        </w:rPr>
+        <w:t xml:space="preserve">        </w:t>
+      </w:r>
+      <w:proofErr w:type="spellStart"/>
+      <w:proofErr w:type="gramStart"/>
+      <w:r>
+        <w:rPr>
+          <w:rFonts w:ascii="Courier New" w:hAnsi="Courier New" w:cs="Courier New"/>
+          <w:sz w:val="20"/>
+          <w:highlight w:val="yellow"/>
+        </w:rPr>
+        <w:t>global.energy</w:t>
+      </w:r>
+      <w:proofErr w:type="gramEnd"/>
+      <w:r>
+        <w:rPr>
+          <w:rFonts w:ascii="Courier New" w:hAnsi="Courier New" w:cs="Courier New"/>
+          <w:sz w:val="20"/>
+          <w:highlight w:val="yellow"/>
+        </w:rPr>
+        <w:t>_kicked_to_town</w:t>
+      </w:r>
+      <w:proofErr w:type="spellEnd"/>
+      <w:r>
+        <w:rPr>
+          <w:rFonts w:ascii="Courier New" w:hAnsi="Courier New" w:cs="Courier New"/>
+          <w:sz w:val="20"/>
+          <w:highlight w:val="yellow"/>
+        </w:rPr>
+        <w:t xml:space="preserve"> = false;</w:t>
+      </w:r>
+    </w:p>
+    <w:p>
+      <w:pPr>
+        <w:rPr>
+          <w:rFonts w:ascii="Courier New" w:hAnsi="Courier New" w:cs="Courier New"/>
+          <w:sz w:val="20"/>
+        </w:rPr>
+      </w:pPr>
+      <w:r>
+        <w:rPr>
+          <w:rFonts w:ascii="Courier New" w:hAnsi="Courier New" w:cs="Courier New"/>
+          <w:sz w:val="20"/>
+          <w:highlight w:val="yellow"/>
+        </w:rPr>
+        <w:t xml:space="preserve">    }</w:t>
+      </w:r>
+    </w:p>
+    <w:p>
+      <w:pPr>
+        <w:rPr>
+          <w:rFonts w:ascii="Courier New" w:hAnsi="Courier New" w:cs="Courier New"/>
+          <w:sz w:val="20"/>
+        </w:rPr>
+      </w:pPr>
+    </w:p>
+    <w:p>
+      <w:pPr>
+        <w:rPr>
+          <w:rFonts w:ascii="Courier New" w:hAnsi="Courier New" w:cs="Courier New"/>
+          <w:sz w:val="20"/>
+          <w:highlight w:val="yellow"/>
+        </w:rPr>
+      </w:pPr>
+      <w:r>
+        <w:rPr>
+          <w:rFonts w:ascii="Courier New" w:hAnsi="Courier New" w:cs="Courier New"/>
+          <w:sz w:val="20"/>
+        </w:rPr>
+        <w:t xml:space="preserve">    </w:t>
+      </w:r>
+      <w:proofErr w:type="spellStart"/>
+      <w:r>
+        <w:rPr>
+          <w:rFonts w:ascii="Courier New" w:hAnsi="Courier New" w:cs="Courier New"/>
+          <w:sz w:val="20"/>
+          <w:highlight w:val="yellow"/>
+        </w:rPr>
+        <w:t>instance_destroy</w:t>
+      </w:r>
+      <w:proofErr w:type="spellEnd"/>
+      <w:r>
+        <w:rPr>
+          <w:rFonts w:ascii="Courier New" w:hAnsi="Courier New" w:cs="Courier New"/>
+          <w:sz w:val="20"/>
+          <w:highlight w:val="yellow"/>
+        </w:rPr>
+        <w:t>(</w:t>
+      </w:r>
+      <w:proofErr w:type="spellStart"/>
+      <w:r>
+        <w:rPr>
+          <w:rFonts w:ascii="Courier New" w:hAnsi="Courier New" w:cs="Courier New"/>
+          <w:sz w:val="20"/>
+          <w:highlight w:val="yellow"/>
+        </w:rPr>
+        <w:t>item_apple</w:t>
+      </w:r>
+      <w:proofErr w:type="spellEnd"/>
+      <w:r>
+        <w:rPr>
+          <w:rFonts w:ascii="Courier New" w:hAnsi="Courier New" w:cs="Courier New"/>
+          <w:sz w:val="20"/>
+          <w:highlight w:val="yellow"/>
+        </w:rPr>
+        <w:t>);</w:t>
+      </w:r>
+    </w:p>
+    <w:p>
+      <w:pPr>
+        <w:rPr>
+          <w:rFonts w:ascii="Courier New" w:hAnsi="Courier New" w:cs="Courier New"/>
+          <w:sz w:val="20"/>
+        </w:rPr>
+      </w:pPr>
+      <w:r>
+        <w:rPr>
+          <w:rFonts w:ascii="Courier New" w:hAnsi="Courier New" w:cs="Courier New"/>
+          <w:sz w:val="20"/>
+          <w:highlight w:val="yellow"/>
+        </w:rPr>
+        <w:t>}</w:t>
+      </w:r>
+    </w:p>
+    <w:p>
+      <w:pPr>
+        <w:rPr>
+          <w:rFonts w:ascii="Courier New" w:hAnsi="Courier New" w:cs="Courier New"/>
+          <w:sz w:val="20"/>
+        </w:rPr>
+      </w:pPr>
+    </w:p>
+    <w:p>
+      <w:pPr>
+        <w:rPr>
+          <w:rFonts w:ascii="Courier New" w:hAnsi="Courier New" w:cs="Courier New"/>
+          <w:sz w:val="20"/>
+        </w:rPr>
+      </w:pPr>
+      <w:r>
+        <w:rPr>
+          <w:rFonts w:ascii="Courier New" w:hAnsi="Courier New" w:cs="Courier New"/>
+          <w:sz w:val="20"/>
+        </w:rPr>
+        <w:t xml:space="preserve">var </w:t>
+      </w:r>
+      <w:proofErr w:type="spellStart"/>
+      <w:r>
+        <w:rPr>
+          <w:rFonts w:ascii="Courier New" w:hAnsi="Courier New" w:cs="Courier New"/>
+          <w:sz w:val="20"/>
+        </w:rPr>
+        <w:t>item_bomb</w:t>
+      </w:r>
+      <w:proofErr w:type="spellEnd"/>
+      <w:r>
+        <w:rPr>
+          <w:rFonts w:ascii="Courier New" w:hAnsi="Courier New" w:cs="Courier New"/>
+          <w:sz w:val="20"/>
+        </w:rPr>
+        <w:t xml:space="preserve"> = </w:t>
+      </w:r>
+      <w:proofErr w:type="spellStart"/>
+      <w:r>
+        <w:rPr>
+          <w:rFonts w:ascii="Courier New" w:hAnsi="Courier New" w:cs="Courier New"/>
+          <w:sz w:val="20"/>
+        </w:rPr>
+        <w:t>instance_</w:t>
+      </w:r>
+      <w:proofErr w:type="gramStart"/>
+      <w:r>
+        <w:rPr>
+          <w:rFonts w:ascii="Courier New" w:hAnsi="Courier New" w:cs="Courier New"/>
+          <w:sz w:val="20"/>
+        </w:rPr>
+        <w:t>place</w:t>
+      </w:r>
+      <w:proofErr w:type="spellEnd"/>
+      <w:r>
+        <w:rPr>
+          <w:rFonts w:ascii="Courier New" w:hAnsi="Courier New" w:cs="Courier New"/>
+          <w:sz w:val="20"/>
+        </w:rPr>
+        <w:t>(</w:t>
+      </w:r>
+      <w:proofErr w:type="gramEnd"/>
+      <w:r>
+        <w:rPr>
+          <w:rFonts w:ascii="Courier New" w:hAnsi="Courier New" w:cs="Courier New"/>
+          <w:sz w:val="20"/>
+        </w:rPr>
+        <w:t xml:space="preserve">x, y, </w:t>
+      </w:r>
+      <w:proofErr w:type="spellStart"/>
+      <w:r>
+        <w:rPr>
+          <w:rFonts w:ascii="Courier New" w:hAnsi="Courier New" w:cs="Courier New"/>
+          <w:sz w:val="20"/>
+        </w:rPr>
+        <w:t>obj_bomb</w:t>
+      </w:r>
+      <w:proofErr w:type="spellEnd"/>
+      <w:r>
+        <w:rPr>
+          <w:rFonts w:ascii="Courier New" w:hAnsi="Courier New" w:cs="Courier New"/>
+          <w:sz w:val="20"/>
+        </w:rPr>
+        <w:t>);</w:t>
+      </w:r>
+    </w:p>
+    <w:p>
+      <w:pPr>
+        <w:rPr>
+          <w:rFonts w:ascii="Courier New" w:hAnsi="Courier New" w:cs="Courier New"/>
+          <w:sz w:val="20"/>
+        </w:rPr>
+      </w:pPr>
+      <w:r>
+        <w:rPr>
+          <w:rFonts w:ascii="Courier New" w:hAnsi="Courier New" w:cs="Courier New"/>
+          <w:sz w:val="20"/>
+        </w:rPr>
+        <w:t>if (</w:t>
+      </w:r>
+      <w:proofErr w:type="spellStart"/>
+      <w:r>
+        <w:rPr>
+          <w:rFonts w:ascii="Courier New" w:hAnsi="Courier New" w:cs="Courier New"/>
+          <w:sz w:val="20"/>
+        </w:rPr>
+        <w:t>item_</w:t>
+      </w:r>
+      <w:proofErr w:type="gramStart"/>
+      <w:r>
+        <w:rPr>
+          <w:rFonts w:ascii="Courier New" w:hAnsi="Courier New" w:cs="Courier New"/>
+          <w:sz w:val="20"/>
+        </w:rPr>
+        <w:t>bomb</w:t>
+      </w:r>
+      <w:proofErr w:type="spellEnd"/>
+      <w:r>
+        <w:rPr>
+          <w:rFonts w:ascii="Courier New" w:hAnsi="Courier New" w:cs="Courier New"/>
+          <w:sz w:val="20"/>
+        </w:rPr>
+        <w:t xml:space="preserve"> !</w:t>
+      </w:r>
+      <w:proofErr w:type="gramEnd"/>
+      <w:r>
+        <w:rPr>
+          <w:rFonts w:ascii="Courier New" w:hAnsi="Courier New" w:cs="Courier New"/>
+          <w:sz w:val="20"/>
+        </w:rPr>
+        <w:t xml:space="preserve">= </w:t>
+      </w:r>
+      <w:proofErr w:type="spellStart"/>
+      <w:r>
+        <w:rPr>
+          <w:rFonts w:ascii="Courier New" w:hAnsi="Courier New" w:cs="Courier New"/>
+          <w:sz w:val="20"/>
+        </w:rPr>
+        <w:t>noone</w:t>
+      </w:r>
+      <w:proofErr w:type="spellEnd"/>
+      <w:r>
+        <w:rPr>
+          <w:rFonts w:ascii="Courier New" w:hAnsi="Courier New" w:cs="Courier New"/>
+          <w:sz w:val="20"/>
+        </w:rPr>
+        <w:t>) {</w:t>
+      </w:r>
+    </w:p>
+    <w:p>
+      <w:pPr>
+        <w:rPr>
+          <w:rFonts w:ascii="Courier New" w:hAnsi="Courier New" w:cs="Courier New"/>
+          <w:sz w:val="20"/>
+        </w:rPr>
+      </w:pPr>
+      <w:r>
+        <w:rPr>
+          <w:rFonts w:ascii="Courier New" w:hAnsi="Courier New" w:cs="Courier New"/>
+          <w:sz w:val="20"/>
+        </w:rPr>
+        <w:t xml:space="preserve">    </w:t>
+      </w:r>
+      <w:proofErr w:type="spellStart"/>
+      <w:proofErr w:type="gramStart"/>
+      <w:r>
+        <w:rPr>
+          <w:rFonts w:ascii="Courier New" w:hAnsi="Courier New" w:cs="Courier New"/>
+          <w:sz w:val="20"/>
+        </w:rPr>
+        <w:t>global.bombs</w:t>
+      </w:r>
+      <w:proofErr w:type="gramEnd"/>
+      <w:r>
+        <w:rPr>
+          <w:rFonts w:ascii="Courier New" w:hAnsi="Courier New" w:cs="Courier New"/>
+          <w:sz w:val="20"/>
+        </w:rPr>
+        <w:t>_held</w:t>
+      </w:r>
+      <w:proofErr w:type="spellEnd"/>
+      <w:r>
+        <w:rPr>
+          <w:rFonts w:ascii="Courier New" w:hAnsi="Courier New" w:cs="Courier New"/>
+          <w:sz w:val="20"/>
+        </w:rPr>
+        <w:t xml:space="preserve"> += 1;</w:t>
+      </w:r>
+    </w:p>
+    <w:p>
+      <w:pPr>
+        <w:rPr>
+          <w:rFonts w:ascii="Courier New" w:hAnsi="Courier New" w:cs="Courier New"/>
+          <w:sz w:val="20"/>
+        </w:rPr>
+      </w:pPr>
+      <w:r>
+        <w:rPr>
+          <w:rFonts w:ascii="Courier New" w:hAnsi="Courier New" w:cs="Courier New"/>
+          <w:sz w:val="20"/>
+        </w:rPr>
+        <w:t xml:space="preserve">    </w:t>
+      </w:r>
+      <w:proofErr w:type="spellStart"/>
+      <w:r>
+        <w:rPr>
+          <w:rFonts w:ascii="Courier New" w:hAnsi="Courier New" w:cs="Courier New"/>
+          <w:sz w:val="20"/>
+        </w:rPr>
+        <w:t>instance_destroy</w:t>
+      </w:r>
+      <w:proofErr w:type="spellEnd"/>
+      <w:r>
+        <w:rPr>
+          <w:rFonts w:ascii="Courier New" w:hAnsi="Courier New" w:cs="Courier New"/>
+          <w:sz w:val="20"/>
+        </w:rPr>
+        <w:t>(</w:t>
+      </w:r>
+      <w:proofErr w:type="spellStart"/>
+      <w:r>
+        <w:rPr>
+          <w:rFonts w:ascii="Courier New" w:hAnsi="Courier New" w:cs="Courier New"/>
+          <w:sz w:val="20"/>
+        </w:rPr>
+        <w:t>item_bomb</w:t>
+      </w:r>
+      <w:proofErr w:type="spellEnd"/>
+      <w:r>
+        <w:rPr>
+          <w:rFonts w:ascii="Courier New" w:hAnsi="Courier New" w:cs="Courier New"/>
+          <w:sz w:val="20"/>
+        </w:rPr>
+        <w:t>);</w:t>
+      </w:r>
+    </w:p>
+    <w:p>
+      <w:pPr>
+        <w:rPr>
+          <w:rFonts w:ascii="Courier New" w:hAnsi="Courier New" w:cs="Courier New"/>
+          <w:sz w:val="20"/>
+        </w:rPr>
+      </w:pPr>
+      <w:r>
+        <w:rPr>
+          <w:rFonts w:ascii="Courier New" w:hAnsi="Courier New" w:cs="Courier New"/>
+          <w:sz w:val="20"/>
+        </w:rPr>
         <w:lastRenderedPageBreak/>
-        <w:t xml:space="preserve">    if (</w:t>
-      </w:r>
-      <w:proofErr w:type="spellStart"/>
-      <w:proofErr w:type="gramStart"/>
-      <w:r>
-        <w:rPr>
-          <w:rFonts w:ascii="Courier New" w:hAnsi="Courier New" w:cs="Courier New"/>
-          <w:sz w:val="20"/>
-        </w:rPr>
-        <w:t>global.hearts</w:t>
-      </w:r>
-      <w:proofErr w:type="spellEnd"/>
-      <w:proofErr w:type="gramEnd"/>
-      <w:r>
-        <w:rPr>
-          <w:rFonts w:ascii="Courier New" w:hAnsi="Courier New" w:cs="Courier New"/>
-          <w:sz w:val="20"/>
-        </w:rPr>
-        <w:t xml:space="preserve"> &gt; </w:t>
-      </w:r>
-      <w:proofErr w:type="spellStart"/>
-      <w:r>
-        <w:rPr>
-          <w:rFonts w:ascii="Courier New" w:hAnsi="Courier New" w:cs="Courier New"/>
-          <w:sz w:val="20"/>
-        </w:rPr>
-        <w:t>global.max_hearts</w:t>
-      </w:r>
-      <w:proofErr w:type="spellEnd"/>
-      <w:r>
-        <w:rPr>
-          <w:rFonts w:ascii="Courier New" w:hAnsi="Courier New" w:cs="Courier New"/>
-          <w:sz w:val="20"/>
-        </w:rPr>
-        <w:t>) {</w:t>
-      </w:r>
-    </w:p>
-    <w:p>
-      <w:pPr>
-        <w:rPr>
-          <w:rFonts w:ascii="Courier New" w:hAnsi="Courier New" w:cs="Courier New"/>
-          <w:sz w:val="20"/>
-        </w:rPr>
-      </w:pPr>
-      <w:r>
-        <w:rPr>
-          <w:rFonts w:ascii="Courier New" w:hAnsi="Courier New" w:cs="Courier New"/>
-          <w:sz w:val="20"/>
-        </w:rPr>
-        <w:t xml:space="preserve">        </w:t>
-      </w:r>
-      <w:proofErr w:type="spellStart"/>
-      <w:proofErr w:type="gramStart"/>
-      <w:r>
-        <w:rPr>
-          <w:rFonts w:ascii="Courier New" w:hAnsi="Courier New" w:cs="Courier New"/>
-          <w:sz w:val="20"/>
-        </w:rPr>
-        <w:t>global.hearts</w:t>
-      </w:r>
-      <w:proofErr w:type="spellEnd"/>
-      <w:proofErr w:type="gramEnd"/>
-      <w:r>
-        <w:rPr>
-          <w:rFonts w:ascii="Courier New" w:hAnsi="Courier New" w:cs="Courier New"/>
-          <w:sz w:val="20"/>
-        </w:rPr>
-        <w:t xml:space="preserve"> = </w:t>
-      </w:r>
-      <w:proofErr w:type="spellStart"/>
-      <w:r>
-        <w:rPr>
-          <w:rFonts w:ascii="Courier New" w:hAnsi="Courier New" w:cs="Courier New"/>
-          <w:sz w:val="20"/>
-        </w:rPr>
-        <w:t>global.max_hearts</w:t>
-      </w:r>
-      <w:proofErr w:type="spellEnd"/>
-      <w:r>
-        <w:rPr>
-          <w:rFonts w:ascii="Courier New" w:hAnsi="Courier New" w:cs="Courier New"/>
-          <w:sz w:val="20"/>
-        </w:rPr>
-        <w:t>;</w:t>
-      </w:r>
-    </w:p>
-    <w:p>
-      <w:pPr>
-        <w:rPr>
-          <w:rFonts w:ascii="Courier New" w:hAnsi="Courier New" w:cs="Courier New"/>
-          <w:sz w:val="20"/>
-        </w:rPr>
-      </w:pPr>
-      <w:r>
-        <w:rPr>
-          <w:rFonts w:ascii="Courier New" w:hAnsi="Courier New" w:cs="Courier New"/>
-          <w:sz w:val="20"/>
-        </w:rPr>
-        <w:t xml:space="preserve">    }</w:t>
-      </w:r>
-    </w:p>
-    <w:p>
-      <w:pPr>
-        <w:rPr>
-          <w:rFonts w:ascii="Courier New" w:hAnsi="Courier New" w:cs="Courier New"/>
-          <w:sz w:val="20"/>
-        </w:rPr>
-      </w:pPr>
-      <w:r>
-        <w:rPr>
-          <w:rFonts w:ascii="Courier New" w:hAnsi="Courier New" w:cs="Courier New"/>
-          <w:sz w:val="20"/>
-        </w:rPr>
-        <w:t xml:space="preserve">    </w:t>
-      </w:r>
-      <w:proofErr w:type="spellStart"/>
-      <w:r>
-        <w:rPr>
-          <w:rFonts w:ascii="Courier New" w:hAnsi="Courier New" w:cs="Courier New"/>
-          <w:sz w:val="20"/>
-        </w:rPr>
-        <w:t>instance_destroy</w:t>
-      </w:r>
-      <w:proofErr w:type="spellEnd"/>
-      <w:r>
-        <w:rPr>
-          <w:rFonts w:ascii="Courier New" w:hAnsi="Courier New" w:cs="Courier New"/>
-          <w:sz w:val="20"/>
-        </w:rPr>
-        <w:t>(</w:t>
-      </w:r>
-      <w:proofErr w:type="spellStart"/>
-      <w:r>
-        <w:rPr>
-          <w:rFonts w:ascii="Courier New" w:hAnsi="Courier New" w:cs="Courier New"/>
-          <w:sz w:val="20"/>
-        </w:rPr>
-        <w:t>item_heart</w:t>
-      </w:r>
-      <w:proofErr w:type="spellEnd"/>
-      <w:r>
-        <w:rPr>
-          <w:rFonts w:ascii="Courier New" w:hAnsi="Courier New" w:cs="Courier New"/>
-          <w:sz w:val="20"/>
-        </w:rPr>
-        <w:t>);</w:t>
-      </w:r>
-    </w:p>
-    <w:p>
-      <w:pPr>
-        <w:rPr>
-          <w:rFonts w:ascii="Courier New" w:hAnsi="Courier New" w:cs="Courier New"/>
-          <w:sz w:val="20"/>
-        </w:rPr>
-      </w:pPr>
-      <w:r>
-        <w:rPr>
-          <w:rFonts w:ascii="Courier New" w:hAnsi="Courier New" w:cs="Courier New"/>
-          <w:sz w:val="20"/>
-        </w:rPr>
-        <w:t>}</w:t>
-      </w:r>
-    </w:p>
-    <w:p>
-      <w:pPr>
-        <w:rPr>
-          <w:rFonts w:ascii="Courier New" w:hAnsi="Courier New" w:cs="Courier New"/>
-          <w:sz w:val="20"/>
-        </w:rPr>
-      </w:pPr>
-    </w:p>
-    <w:p>
-      <w:pPr>
-        <w:rPr>
-          <w:rFonts w:ascii="Courier New" w:hAnsi="Courier New" w:cs="Courier New"/>
-          <w:sz w:val="20"/>
-          <w:highlight w:val="yellow"/>
-        </w:rPr>
-      </w:pPr>
-      <w:r>
-        <w:rPr>
-          <w:rFonts w:ascii="Courier New" w:hAnsi="Courier New" w:cs="Courier New"/>
-          <w:sz w:val="20"/>
-          <w:highlight w:val="yellow"/>
-        </w:rPr>
-        <w:t xml:space="preserve">var </w:t>
-      </w:r>
-      <w:proofErr w:type="spellStart"/>
-      <w:r>
-        <w:rPr>
-          <w:rFonts w:ascii="Courier New" w:hAnsi="Courier New" w:cs="Courier New"/>
-          <w:sz w:val="20"/>
-          <w:highlight w:val="yellow"/>
-        </w:rPr>
-        <w:t>item_apple</w:t>
-      </w:r>
-      <w:proofErr w:type="spellEnd"/>
-      <w:r>
-        <w:rPr>
-          <w:rFonts w:ascii="Courier New" w:hAnsi="Courier New" w:cs="Courier New"/>
-          <w:sz w:val="20"/>
-          <w:highlight w:val="yellow"/>
-        </w:rPr>
-        <w:t xml:space="preserve"> = </w:t>
-      </w:r>
-      <w:proofErr w:type="spellStart"/>
-      <w:r>
-        <w:rPr>
-          <w:rFonts w:ascii="Courier New" w:hAnsi="Courier New" w:cs="Courier New"/>
-          <w:sz w:val="20"/>
-          <w:highlight w:val="yellow"/>
-        </w:rPr>
-        <w:t>instance_</w:t>
-      </w:r>
-      <w:proofErr w:type="gramStart"/>
-      <w:r>
-        <w:rPr>
-          <w:rFonts w:ascii="Courier New" w:hAnsi="Courier New" w:cs="Courier New"/>
-          <w:sz w:val="20"/>
-          <w:highlight w:val="yellow"/>
-        </w:rPr>
-        <w:t>place</w:t>
-      </w:r>
-      <w:proofErr w:type="spellEnd"/>
-      <w:r>
-        <w:rPr>
-          <w:rFonts w:ascii="Courier New" w:hAnsi="Courier New" w:cs="Courier New"/>
-          <w:sz w:val="20"/>
-          <w:highlight w:val="yellow"/>
-        </w:rPr>
-        <w:t>(</w:t>
-      </w:r>
-      <w:proofErr w:type="gramEnd"/>
-      <w:r>
-        <w:rPr>
-          <w:rFonts w:ascii="Courier New" w:hAnsi="Courier New" w:cs="Courier New"/>
-          <w:sz w:val="20"/>
-          <w:highlight w:val="yellow"/>
-        </w:rPr>
-        <w:t xml:space="preserve">x, y, </w:t>
-      </w:r>
-      <w:proofErr w:type="spellStart"/>
-      <w:r>
-        <w:rPr>
-          <w:rFonts w:ascii="Courier New" w:hAnsi="Courier New" w:cs="Courier New"/>
-          <w:sz w:val="20"/>
-          <w:highlight w:val="yellow"/>
-        </w:rPr>
-        <w:t>obj_apple</w:t>
-      </w:r>
-      <w:proofErr w:type="spellEnd"/>
-      <w:r>
-        <w:rPr>
-          <w:rFonts w:ascii="Courier New" w:hAnsi="Courier New" w:cs="Courier New"/>
-          <w:sz w:val="20"/>
-          <w:highlight w:val="yellow"/>
-        </w:rPr>
-        <w:t>);</w:t>
-      </w:r>
-    </w:p>
-    <w:p>
-      <w:pPr>
-        <w:rPr>
-          <w:rFonts w:ascii="Courier New" w:hAnsi="Courier New" w:cs="Courier New"/>
-          <w:sz w:val="20"/>
-          <w:highlight w:val="yellow"/>
-        </w:rPr>
-      </w:pPr>
-      <w:r>
-        <w:rPr>
-          <w:rFonts w:ascii="Courier New" w:hAnsi="Courier New" w:cs="Courier New"/>
-          <w:sz w:val="20"/>
-          <w:highlight w:val="yellow"/>
-        </w:rPr>
-        <w:t>if (</w:t>
-      </w:r>
-      <w:proofErr w:type="spellStart"/>
-      <w:r>
-        <w:rPr>
-          <w:rFonts w:ascii="Courier New" w:hAnsi="Courier New" w:cs="Courier New"/>
-          <w:sz w:val="20"/>
-          <w:highlight w:val="yellow"/>
-        </w:rPr>
-        <w:t>item_</w:t>
-      </w:r>
-      <w:proofErr w:type="gramStart"/>
-      <w:r>
-        <w:rPr>
-          <w:rFonts w:ascii="Courier New" w:hAnsi="Courier New" w:cs="Courier New"/>
-          <w:sz w:val="20"/>
-          <w:highlight w:val="yellow"/>
-        </w:rPr>
-        <w:t>apple</w:t>
-      </w:r>
-      <w:proofErr w:type="spellEnd"/>
-      <w:r>
-        <w:rPr>
-          <w:rFonts w:ascii="Courier New" w:hAnsi="Courier New" w:cs="Courier New"/>
-          <w:sz w:val="20"/>
-          <w:highlight w:val="yellow"/>
-        </w:rPr>
-        <w:t xml:space="preserve"> !</w:t>
-      </w:r>
-      <w:proofErr w:type="gramEnd"/>
-      <w:r>
-        <w:rPr>
-          <w:rFonts w:ascii="Courier New" w:hAnsi="Courier New" w:cs="Courier New"/>
-          <w:sz w:val="20"/>
-          <w:highlight w:val="yellow"/>
-        </w:rPr>
-        <w:t xml:space="preserve">= </w:t>
-      </w:r>
-      <w:proofErr w:type="spellStart"/>
-      <w:r>
-        <w:rPr>
-          <w:rFonts w:ascii="Courier New" w:hAnsi="Courier New" w:cs="Courier New"/>
-          <w:sz w:val="20"/>
-          <w:highlight w:val="yellow"/>
-        </w:rPr>
-        <w:t>noone</w:t>
-      </w:r>
-      <w:proofErr w:type="spellEnd"/>
-      <w:r>
-        <w:rPr>
-          <w:rFonts w:ascii="Courier New" w:hAnsi="Courier New" w:cs="Courier New"/>
-          <w:sz w:val="20"/>
-          <w:highlight w:val="yellow"/>
-        </w:rPr>
-        <w:t>) {</w:t>
-      </w:r>
-    </w:p>
-    <w:p>
-      <w:pPr>
-        <w:rPr>
-          <w:rFonts w:ascii="Courier New" w:hAnsi="Courier New" w:cs="Courier New"/>
-          <w:sz w:val="20"/>
-          <w:highlight w:val="yellow"/>
-        </w:rPr>
-      </w:pPr>
-      <w:r>
-        <w:rPr>
-          <w:rFonts w:ascii="Courier New" w:hAnsi="Courier New" w:cs="Courier New"/>
-          <w:sz w:val="20"/>
-          <w:highlight w:val="yellow"/>
-        </w:rPr>
-        <w:t xml:space="preserve">    </w:t>
-      </w:r>
-      <w:proofErr w:type="spellStart"/>
-      <w:r>
-        <w:rPr>
-          <w:rFonts w:ascii="Courier New" w:hAnsi="Courier New" w:cs="Courier New"/>
-          <w:sz w:val="20"/>
-          <w:highlight w:val="yellow"/>
-        </w:rPr>
-        <w:t>hero_collect_</w:t>
-      </w:r>
-      <w:proofErr w:type="gramStart"/>
-      <w:r>
-        <w:rPr>
-          <w:rFonts w:ascii="Courier New" w:hAnsi="Courier New" w:cs="Courier New"/>
-          <w:sz w:val="20"/>
-          <w:highlight w:val="yellow"/>
-        </w:rPr>
-        <w:t>apple</w:t>
-      </w:r>
-      <w:proofErr w:type="spellEnd"/>
-      <w:r>
-        <w:rPr>
-          <w:rFonts w:ascii="Courier New" w:hAnsi="Courier New" w:cs="Courier New"/>
-          <w:sz w:val="20"/>
-          <w:highlight w:val="yellow"/>
-        </w:rPr>
-        <w:t>(</w:t>
-      </w:r>
-      <w:proofErr w:type="gramEnd"/>
-      <w:r>
-        <w:rPr>
-          <w:rFonts w:ascii="Courier New" w:hAnsi="Courier New" w:cs="Courier New"/>
-          <w:sz w:val="20"/>
-          <w:highlight w:val="yellow"/>
-        </w:rPr>
-        <w:t>);</w:t>
-      </w:r>
-    </w:p>
-    <w:p>
-      <w:pPr>
-        <w:rPr>
-          <w:rFonts w:ascii="Courier New" w:hAnsi="Courier New" w:cs="Courier New"/>
-          <w:sz w:val="20"/>
-          <w:highlight w:val="yellow"/>
-        </w:rPr>
-      </w:pPr>
-    </w:p>
-    <w:p>
-      <w:pPr>
-        <w:rPr>
-          <w:rFonts w:ascii="Courier New" w:hAnsi="Courier New" w:cs="Courier New"/>
-          <w:sz w:val="20"/>
-          <w:highlight w:val="yellow"/>
-        </w:rPr>
-      </w:pPr>
-      <w:r>
-        <w:rPr>
-          <w:rFonts w:ascii="Courier New" w:hAnsi="Courier New" w:cs="Courier New"/>
-          <w:sz w:val="20"/>
-          <w:highlight w:val="yellow"/>
-        </w:rPr>
-        <w:t xml:space="preserve">    if (</w:t>
-      </w:r>
-      <w:proofErr w:type="spellStart"/>
-      <w:r>
-        <w:rPr>
-          <w:rFonts w:ascii="Courier New" w:hAnsi="Courier New" w:cs="Courier New"/>
-          <w:sz w:val="20"/>
-          <w:highlight w:val="yellow"/>
-        </w:rPr>
-        <w:t>variable_global_exists</w:t>
-      </w:r>
-      <w:proofErr w:type="spellEnd"/>
-      <w:r>
-        <w:rPr>
-          <w:rFonts w:ascii="Courier New" w:hAnsi="Courier New" w:cs="Courier New"/>
-          <w:sz w:val="20"/>
-          <w:highlight w:val="yellow"/>
-        </w:rPr>
-        <w:t xml:space="preserve">("energy") &amp;&amp; </w:t>
-      </w:r>
-      <w:proofErr w:type="spellStart"/>
-      <w:r>
-        <w:rPr>
-          <w:rFonts w:ascii="Courier New" w:hAnsi="Courier New" w:cs="Courier New"/>
-          <w:sz w:val="20"/>
-          <w:highlight w:val="yellow"/>
-        </w:rPr>
-        <w:t>variable_global_exists</w:t>
-      </w:r>
-      <w:proofErr w:type="spellEnd"/>
-      <w:r>
-        <w:rPr>
-          <w:rFonts w:ascii="Courier New" w:hAnsi="Courier New" w:cs="Courier New"/>
-          <w:sz w:val="20"/>
-          <w:highlight w:val="yellow"/>
-        </w:rPr>
-        <w:t>("</w:t>
-      </w:r>
-      <w:proofErr w:type="spellStart"/>
-      <w:r>
-        <w:rPr>
-          <w:rFonts w:ascii="Courier New" w:hAnsi="Courier New" w:cs="Courier New"/>
-          <w:sz w:val="20"/>
-          <w:highlight w:val="yellow"/>
-        </w:rPr>
-        <w:t>max_energy</w:t>
-      </w:r>
-      <w:proofErr w:type="spellEnd"/>
-      <w:r>
-        <w:rPr>
-          <w:rFonts w:ascii="Courier New" w:hAnsi="Courier New" w:cs="Courier New"/>
-          <w:sz w:val="20"/>
-          <w:highlight w:val="yellow"/>
-        </w:rPr>
-        <w:t>")) {</w:t>
-      </w:r>
-    </w:p>
-    <w:p>
-      <w:pPr>
-        <w:rPr>
-          <w:rFonts w:ascii="Courier New" w:hAnsi="Courier New" w:cs="Courier New"/>
-          <w:sz w:val="20"/>
-          <w:highlight w:val="yellow"/>
-        </w:rPr>
-      </w:pPr>
-      <w:r>
-        <w:rPr>
-          <w:rFonts w:ascii="Courier New" w:hAnsi="Courier New" w:cs="Courier New"/>
-          <w:sz w:val="20"/>
-          <w:highlight w:val="yellow"/>
-        </w:rPr>
-        <w:t xml:space="preserve">        </w:t>
-      </w:r>
-      <w:proofErr w:type="spellStart"/>
-      <w:proofErr w:type="gramStart"/>
-      <w:r>
-        <w:rPr>
-          <w:rFonts w:ascii="Courier New" w:hAnsi="Courier New" w:cs="Courier New"/>
-          <w:sz w:val="20"/>
-          <w:highlight w:val="yellow"/>
-        </w:rPr>
-        <w:t>global.energy</w:t>
-      </w:r>
-      <w:proofErr w:type="spellEnd"/>
-      <w:proofErr w:type="gramEnd"/>
-      <w:r>
-        <w:rPr>
-          <w:rFonts w:ascii="Courier New" w:hAnsi="Courier New" w:cs="Courier New"/>
-          <w:sz w:val="20"/>
-          <w:highlight w:val="yellow"/>
-        </w:rPr>
-        <w:t xml:space="preserve"> = </w:t>
-      </w:r>
-      <w:proofErr w:type="spellStart"/>
-      <w:r>
-        <w:rPr>
-          <w:rFonts w:ascii="Courier New" w:hAnsi="Courier New" w:cs="Courier New"/>
-          <w:sz w:val="20"/>
-          <w:highlight w:val="yellow"/>
-        </w:rPr>
-        <w:t>global.max_energy</w:t>
-      </w:r>
-      <w:proofErr w:type="spellEnd"/>
-      <w:r>
-        <w:rPr>
-          <w:rFonts w:ascii="Courier New" w:hAnsi="Courier New" w:cs="Courier New"/>
-          <w:sz w:val="20"/>
-          <w:highlight w:val="yellow"/>
-        </w:rPr>
-        <w:t>;</w:t>
-      </w:r>
-    </w:p>
-    <w:p>
-      <w:pPr>
-        <w:rPr>
-          <w:rFonts w:ascii="Courier New" w:hAnsi="Courier New" w:cs="Courier New"/>
-          <w:sz w:val="20"/>
-          <w:highlight w:val="yellow"/>
-        </w:rPr>
-      </w:pPr>
-      <w:r>
-        <w:rPr>
-          <w:rFonts w:ascii="Courier New" w:hAnsi="Courier New" w:cs="Courier New"/>
-          <w:sz w:val="20"/>
-          <w:highlight w:val="yellow"/>
-        </w:rPr>
-        <w:t xml:space="preserve">    }</w:t>
-      </w:r>
-    </w:p>
-    <w:p>
-      <w:pPr>
-        <w:rPr>
-          <w:rFonts w:ascii="Courier New" w:hAnsi="Courier New" w:cs="Courier New"/>
-          <w:sz w:val="20"/>
-          <w:highlight w:val="yellow"/>
-        </w:rPr>
-      </w:pPr>
-      <w:r>
-        <w:rPr>
-          <w:rFonts w:ascii="Courier New" w:hAnsi="Courier New" w:cs="Courier New"/>
-          <w:sz w:val="20"/>
-          <w:highlight w:val="yellow"/>
-        </w:rPr>
-        <w:t xml:space="preserve">    if (</w:t>
-      </w:r>
-      <w:proofErr w:type="spellStart"/>
-      <w:r>
-        <w:rPr>
-          <w:rFonts w:ascii="Courier New" w:hAnsi="Courier New" w:cs="Courier New"/>
-          <w:sz w:val="20"/>
-          <w:highlight w:val="yellow"/>
-        </w:rPr>
-        <w:t>variable_global_exists</w:t>
-      </w:r>
-      <w:proofErr w:type="spellEnd"/>
-      <w:r>
-        <w:rPr>
-          <w:rFonts w:ascii="Courier New" w:hAnsi="Courier New" w:cs="Courier New"/>
-          <w:sz w:val="20"/>
-          <w:highlight w:val="yellow"/>
-        </w:rPr>
-        <w:t>("</w:t>
-      </w:r>
-      <w:proofErr w:type="spellStart"/>
-      <w:r>
-        <w:rPr>
-          <w:rFonts w:ascii="Courier New" w:hAnsi="Courier New" w:cs="Courier New"/>
-          <w:sz w:val="20"/>
-          <w:highlight w:val="yellow"/>
-        </w:rPr>
-        <w:t>energy_move_accumulator</w:t>
-      </w:r>
-      <w:proofErr w:type="spellEnd"/>
-      <w:r>
-        <w:rPr>
-          <w:rFonts w:ascii="Courier New" w:hAnsi="Courier New" w:cs="Courier New"/>
-          <w:sz w:val="20"/>
-          <w:highlight w:val="yellow"/>
-        </w:rPr>
-        <w:t>")) {</w:t>
-      </w:r>
-    </w:p>
-    <w:p>
-      <w:pPr>
-        <w:rPr>
-          <w:rFonts w:ascii="Courier New" w:hAnsi="Courier New" w:cs="Courier New"/>
-          <w:sz w:val="20"/>
-          <w:highlight w:val="yellow"/>
-        </w:rPr>
-      </w:pPr>
-      <w:r>
-        <w:rPr>
-          <w:rFonts w:ascii="Courier New" w:hAnsi="Courier New" w:cs="Courier New"/>
-          <w:sz w:val="20"/>
-          <w:highlight w:val="yellow"/>
-        </w:rPr>
-        <w:t xml:space="preserve">        </w:t>
-      </w:r>
-      <w:proofErr w:type="spellStart"/>
-      <w:proofErr w:type="gramStart"/>
-      <w:r>
-        <w:rPr>
-          <w:rFonts w:ascii="Courier New" w:hAnsi="Courier New" w:cs="Courier New"/>
-          <w:sz w:val="20"/>
-          <w:highlight w:val="yellow"/>
-        </w:rPr>
-        <w:t>global.energy</w:t>
-      </w:r>
-      <w:proofErr w:type="gramEnd"/>
-      <w:r>
-        <w:rPr>
-          <w:rFonts w:ascii="Courier New" w:hAnsi="Courier New" w:cs="Courier New"/>
-          <w:sz w:val="20"/>
-          <w:highlight w:val="yellow"/>
-        </w:rPr>
-        <w:t>_move_accumulator</w:t>
-      </w:r>
-      <w:proofErr w:type="spellEnd"/>
-      <w:r>
-        <w:rPr>
-          <w:rFonts w:ascii="Courier New" w:hAnsi="Courier New" w:cs="Courier New"/>
-          <w:sz w:val="20"/>
-          <w:highlight w:val="yellow"/>
-        </w:rPr>
-        <w:t xml:space="preserve"> = 0;</w:t>
-      </w:r>
-    </w:p>
-    <w:p>
-      <w:pPr>
-        <w:rPr>
-          <w:rFonts w:ascii="Courier New" w:hAnsi="Courier New" w:cs="Courier New"/>
-          <w:sz w:val="20"/>
-          <w:highlight w:val="yellow"/>
-        </w:rPr>
-      </w:pPr>
-      <w:r>
-        <w:rPr>
-          <w:rFonts w:ascii="Courier New" w:hAnsi="Courier New" w:cs="Courier New"/>
-          <w:sz w:val="20"/>
-          <w:highlight w:val="yellow"/>
-        </w:rPr>
-        <w:t xml:space="preserve">    }</w:t>
-      </w:r>
-    </w:p>
-    <w:p>
-      <w:pPr>
-        <w:rPr>
-          <w:rFonts w:ascii="Courier New" w:hAnsi="Courier New" w:cs="Courier New"/>
-          <w:sz w:val="20"/>
-          <w:highlight w:val="yellow"/>
-        </w:rPr>
-      </w:pPr>
-      <w:r>
-        <w:rPr>
-          <w:rFonts w:ascii="Courier New" w:hAnsi="Courier New" w:cs="Courier New"/>
-          <w:sz w:val="20"/>
-          <w:highlight w:val="yellow"/>
-        </w:rPr>
-        <w:t xml:space="preserve">    if (</w:t>
-      </w:r>
-      <w:proofErr w:type="spellStart"/>
-      <w:r>
-        <w:rPr>
-          <w:rFonts w:ascii="Courier New" w:hAnsi="Courier New" w:cs="Courier New"/>
-          <w:sz w:val="20"/>
-          <w:highlight w:val="yellow"/>
-        </w:rPr>
-        <w:t>variable_global_exists</w:t>
-      </w:r>
-      <w:proofErr w:type="spellEnd"/>
-      <w:r>
-        <w:rPr>
-          <w:rFonts w:ascii="Courier New" w:hAnsi="Courier New" w:cs="Courier New"/>
-          <w:sz w:val="20"/>
-          <w:highlight w:val="yellow"/>
-        </w:rPr>
-        <w:t>("</w:t>
-      </w:r>
-      <w:proofErr w:type="spellStart"/>
-      <w:r>
-        <w:rPr>
-          <w:rFonts w:ascii="Courier New" w:hAnsi="Courier New" w:cs="Courier New"/>
-          <w:sz w:val="20"/>
-          <w:highlight w:val="yellow"/>
-        </w:rPr>
-        <w:t>energy_kicked_to_town</w:t>
-      </w:r>
-      <w:proofErr w:type="spellEnd"/>
-      <w:r>
-        <w:rPr>
-          <w:rFonts w:ascii="Courier New" w:hAnsi="Courier New" w:cs="Courier New"/>
-          <w:sz w:val="20"/>
-          <w:highlight w:val="yellow"/>
-        </w:rPr>
-        <w:t>")) {</w:t>
-      </w:r>
-    </w:p>
-    <w:p>
-      <w:pPr>
-        <w:rPr>
-          <w:rFonts w:ascii="Courier New" w:hAnsi="Courier New" w:cs="Courier New"/>
-          <w:sz w:val="20"/>
-          <w:highlight w:val="yellow"/>
-        </w:rPr>
-      </w:pPr>
-      <w:r>
-        <w:rPr>
-          <w:rFonts w:ascii="Courier New" w:hAnsi="Courier New" w:cs="Courier New"/>
-          <w:sz w:val="20"/>
-          <w:highlight w:val="yellow"/>
-        </w:rPr>
-        <w:t xml:space="preserve">        </w:t>
-      </w:r>
-      <w:proofErr w:type="spellStart"/>
-      <w:proofErr w:type="gramStart"/>
-      <w:r>
-        <w:rPr>
-          <w:rFonts w:ascii="Courier New" w:hAnsi="Courier New" w:cs="Courier New"/>
-          <w:sz w:val="20"/>
-          <w:highlight w:val="yellow"/>
-        </w:rPr>
-        <w:t>global.energy</w:t>
-      </w:r>
-      <w:proofErr w:type="gramEnd"/>
-      <w:r>
-        <w:rPr>
-          <w:rFonts w:ascii="Courier New" w:hAnsi="Courier New" w:cs="Courier New"/>
-          <w:sz w:val="20"/>
-          <w:highlight w:val="yellow"/>
-        </w:rPr>
-        <w:t>_kicked_to_town</w:t>
-      </w:r>
-      <w:proofErr w:type="spellEnd"/>
-      <w:r>
-        <w:rPr>
-          <w:rFonts w:ascii="Courier New" w:hAnsi="Courier New" w:cs="Courier New"/>
-          <w:sz w:val="20"/>
-          <w:highlight w:val="yellow"/>
-        </w:rPr>
-        <w:t xml:space="preserve"> = false;</w:t>
-      </w:r>
-    </w:p>
-    <w:p>
-      <w:pPr>
-        <w:rPr>
-          <w:rFonts w:ascii="Courier New" w:hAnsi="Courier New" w:cs="Courier New"/>
-          <w:sz w:val="20"/>
-        </w:rPr>
-      </w:pPr>
-      <w:r>
-        <w:rPr>
-          <w:rFonts w:ascii="Courier New" w:hAnsi="Courier New" w:cs="Courier New"/>
-          <w:sz w:val="20"/>
-          <w:highlight w:val="yellow"/>
-        </w:rPr>
-        <w:t xml:space="preserve">    }</w:t>
-      </w:r>
-    </w:p>
-    <w:p>
-      <w:pPr>
-        <w:rPr>
-          <w:rFonts w:ascii="Courier New" w:hAnsi="Courier New" w:cs="Courier New"/>
-          <w:sz w:val="20"/>
-        </w:rPr>
-      </w:pPr>
-    </w:p>
-    <w:p>
-      <w:pPr>
-        <w:rPr>
-          <w:rFonts w:ascii="Courier New" w:hAnsi="Courier New" w:cs="Courier New"/>
-          <w:sz w:val="20"/>
-          <w:highlight w:val="yellow"/>
-        </w:rPr>
-      </w:pPr>
-      <w:r>
-        <w:rPr>
-          <w:rFonts w:ascii="Courier New" w:hAnsi="Courier New" w:cs="Courier New"/>
-          <w:sz w:val="20"/>
-        </w:rPr>
-        <w:t xml:space="preserve">    </w:t>
-      </w:r>
-      <w:proofErr w:type="spellStart"/>
-      <w:r>
-        <w:rPr>
-          <w:rFonts w:ascii="Courier New" w:hAnsi="Courier New" w:cs="Courier New"/>
-          <w:sz w:val="20"/>
-          <w:highlight w:val="yellow"/>
-        </w:rPr>
-        <w:t>instance_destroy</w:t>
-      </w:r>
-      <w:proofErr w:type="spellEnd"/>
-      <w:r>
-        <w:rPr>
-          <w:rFonts w:ascii="Courier New" w:hAnsi="Courier New" w:cs="Courier New"/>
-          <w:sz w:val="20"/>
-          <w:highlight w:val="yellow"/>
-        </w:rPr>
-        <w:t>(</w:t>
-      </w:r>
-      <w:proofErr w:type="spellStart"/>
-      <w:r>
-        <w:rPr>
-          <w:rFonts w:ascii="Courier New" w:hAnsi="Courier New" w:cs="Courier New"/>
-          <w:sz w:val="20"/>
-          <w:highlight w:val="yellow"/>
-        </w:rPr>
-        <w:t>item_apple</w:t>
-      </w:r>
-      <w:proofErr w:type="spellEnd"/>
-      <w:r>
-        <w:rPr>
-          <w:rFonts w:ascii="Courier New" w:hAnsi="Courier New" w:cs="Courier New"/>
-          <w:sz w:val="20"/>
-          <w:highlight w:val="yellow"/>
-        </w:rPr>
-        <w:t>);</w:t>
-      </w:r>
-    </w:p>
-    <w:p>
-      <w:pPr>
-        <w:rPr>
-          <w:rFonts w:ascii="Courier New" w:hAnsi="Courier New" w:cs="Courier New"/>
-          <w:sz w:val="20"/>
-        </w:rPr>
-      </w:pPr>
-      <w:r>
-        <w:rPr>
-          <w:rFonts w:ascii="Courier New" w:hAnsi="Courier New" w:cs="Courier New"/>
-          <w:sz w:val="20"/>
-          <w:highlight w:val="yellow"/>
-        </w:rPr>
-        <w:t>}</w:t>
-      </w:r>
-    </w:p>
-    <w:p>
-      <w:pPr>
-        <w:rPr>
-          <w:rFonts w:ascii="Courier New" w:hAnsi="Courier New" w:cs="Courier New"/>
-          <w:sz w:val="20"/>
-        </w:rPr>
-      </w:pPr>
-    </w:p>
-    <w:p>
-      <w:pPr>
-        <w:rPr>
-          <w:rFonts w:ascii="Courier New" w:hAnsi="Courier New" w:cs="Courier New"/>
-          <w:sz w:val="20"/>
-        </w:rPr>
-      </w:pPr>
-      <w:r>
-        <w:rPr>
-          <w:rFonts w:ascii="Courier New" w:hAnsi="Courier New" w:cs="Courier New"/>
-          <w:sz w:val="20"/>
-        </w:rPr>
-        <w:t xml:space="preserve">var </w:t>
-      </w:r>
-      <w:proofErr w:type="spellStart"/>
-      <w:r>
-        <w:rPr>
-          <w:rFonts w:ascii="Courier New" w:hAnsi="Courier New" w:cs="Courier New"/>
-          <w:sz w:val="20"/>
-        </w:rPr>
-        <w:t>item_bomb</w:t>
-      </w:r>
-      <w:proofErr w:type="spellEnd"/>
-      <w:r>
-        <w:rPr>
-          <w:rFonts w:ascii="Courier New" w:hAnsi="Courier New" w:cs="Courier New"/>
-          <w:sz w:val="20"/>
-        </w:rPr>
-        <w:t xml:space="preserve"> = </w:t>
-      </w:r>
-      <w:proofErr w:type="spellStart"/>
-      <w:r>
-        <w:rPr>
-          <w:rFonts w:ascii="Courier New" w:hAnsi="Courier New" w:cs="Courier New"/>
-          <w:sz w:val="20"/>
-        </w:rPr>
-        <w:t>instance_</w:t>
-      </w:r>
-      <w:proofErr w:type="gramStart"/>
-      <w:r>
-        <w:rPr>
-          <w:rFonts w:ascii="Courier New" w:hAnsi="Courier New" w:cs="Courier New"/>
-          <w:sz w:val="20"/>
-        </w:rPr>
-        <w:t>place</w:t>
-      </w:r>
-      <w:proofErr w:type="spellEnd"/>
-      <w:r>
-        <w:rPr>
-          <w:rFonts w:ascii="Courier New" w:hAnsi="Courier New" w:cs="Courier New"/>
-          <w:sz w:val="20"/>
-        </w:rPr>
-        <w:t>(</w:t>
-      </w:r>
-      <w:proofErr w:type="gramEnd"/>
-      <w:r>
-        <w:rPr>
-          <w:rFonts w:ascii="Courier New" w:hAnsi="Courier New" w:cs="Courier New"/>
-          <w:sz w:val="20"/>
-        </w:rPr>
-        <w:t xml:space="preserve">x, y, </w:t>
-      </w:r>
-      <w:proofErr w:type="spellStart"/>
-      <w:r>
-        <w:rPr>
-          <w:rFonts w:ascii="Courier New" w:hAnsi="Courier New" w:cs="Courier New"/>
-          <w:sz w:val="20"/>
-        </w:rPr>
-        <w:t>obj_bomb</w:t>
-      </w:r>
-      <w:proofErr w:type="spellEnd"/>
-      <w:r>
-        <w:rPr>
-          <w:rFonts w:ascii="Courier New" w:hAnsi="Courier New" w:cs="Courier New"/>
-          <w:sz w:val="20"/>
-        </w:rPr>
-        <w:t>);</w:t>
-      </w:r>
-    </w:p>
-    <w:p>
-      <w:pPr>
-        <w:rPr>
-          <w:rFonts w:ascii="Courier New" w:hAnsi="Courier New" w:cs="Courier New"/>
-          <w:sz w:val="20"/>
-        </w:rPr>
-      </w:pPr>
-      <w:r>
-        <w:rPr>
-          <w:rFonts w:ascii="Courier New" w:hAnsi="Courier New" w:cs="Courier New"/>
-          <w:sz w:val="20"/>
-        </w:rPr>
-        <w:t>if (</w:t>
-      </w:r>
-      <w:proofErr w:type="spellStart"/>
-      <w:r>
-        <w:rPr>
-          <w:rFonts w:ascii="Courier New" w:hAnsi="Courier New" w:cs="Courier New"/>
-          <w:sz w:val="20"/>
-        </w:rPr>
-        <w:t>item_</w:t>
-      </w:r>
-      <w:proofErr w:type="gramStart"/>
-      <w:r>
-        <w:rPr>
-          <w:rFonts w:ascii="Courier New" w:hAnsi="Courier New" w:cs="Courier New"/>
-          <w:sz w:val="20"/>
-        </w:rPr>
-        <w:t>bomb</w:t>
-      </w:r>
-      <w:proofErr w:type="spellEnd"/>
-      <w:r>
-        <w:rPr>
-          <w:rFonts w:ascii="Courier New" w:hAnsi="Courier New" w:cs="Courier New"/>
-          <w:sz w:val="20"/>
-        </w:rPr>
-        <w:t xml:space="preserve"> !</w:t>
-      </w:r>
-      <w:proofErr w:type="gramEnd"/>
-      <w:r>
-        <w:rPr>
-          <w:rFonts w:ascii="Courier New" w:hAnsi="Courier New" w:cs="Courier New"/>
-          <w:sz w:val="20"/>
-        </w:rPr>
-        <w:t xml:space="preserve">= </w:t>
-      </w:r>
-      <w:proofErr w:type="spellStart"/>
-      <w:r>
-        <w:rPr>
-          <w:rFonts w:ascii="Courier New" w:hAnsi="Courier New" w:cs="Courier New"/>
-          <w:sz w:val="20"/>
-        </w:rPr>
-        <w:t>noone</w:t>
-      </w:r>
-      <w:proofErr w:type="spellEnd"/>
-      <w:r>
-        <w:rPr>
-          <w:rFonts w:ascii="Courier New" w:hAnsi="Courier New" w:cs="Courier New"/>
-          <w:sz w:val="20"/>
-        </w:rPr>
-        <w:t>) {</w:t>
-      </w:r>
-    </w:p>
-    <w:p>
-      <w:pPr>
-        <w:rPr>
-          <w:rFonts w:ascii="Courier New" w:hAnsi="Courier New" w:cs="Courier New"/>
-          <w:sz w:val="20"/>
-        </w:rPr>
-      </w:pPr>
-      <w:r>
-        <w:rPr>
-          <w:rFonts w:ascii="Courier New" w:hAnsi="Courier New" w:cs="Courier New"/>
-          <w:sz w:val="20"/>
-        </w:rPr>
-        <w:t xml:space="preserve">    </w:t>
-      </w:r>
-      <w:proofErr w:type="spellStart"/>
-      <w:proofErr w:type="gramStart"/>
-      <w:r>
-        <w:rPr>
-          <w:rFonts w:ascii="Courier New" w:hAnsi="Courier New" w:cs="Courier New"/>
-          <w:sz w:val="20"/>
-        </w:rPr>
-        <w:t>global.bombs</w:t>
-      </w:r>
-      <w:proofErr w:type="gramEnd"/>
-      <w:r>
-        <w:rPr>
-          <w:rFonts w:ascii="Courier New" w:hAnsi="Courier New" w:cs="Courier New"/>
-          <w:sz w:val="20"/>
-        </w:rPr>
-        <w:t>_held</w:t>
-      </w:r>
-      <w:proofErr w:type="spellEnd"/>
-      <w:r>
-        <w:rPr>
-          <w:rFonts w:ascii="Courier New" w:hAnsi="Courier New" w:cs="Courier New"/>
-          <w:sz w:val="20"/>
-        </w:rPr>
-        <w:t xml:space="preserve"> += 1;</w:t>
-      </w:r>
-    </w:p>
-    <w:p>
-      <w:pPr>
-        <w:rPr>
-          <w:rFonts w:ascii="Courier New" w:hAnsi="Courier New" w:cs="Courier New"/>
-          <w:sz w:val="20"/>
-        </w:rPr>
-      </w:pPr>
-      <w:r>
-        <w:rPr>
-          <w:rFonts w:ascii="Courier New" w:hAnsi="Courier New" w:cs="Courier New"/>
-          <w:sz w:val="20"/>
-        </w:rPr>
-        <w:t xml:space="preserve">    </w:t>
-      </w:r>
-      <w:proofErr w:type="spellStart"/>
-      <w:r>
-        <w:rPr>
-          <w:rFonts w:ascii="Courier New" w:hAnsi="Courier New" w:cs="Courier New"/>
-          <w:sz w:val="20"/>
-        </w:rPr>
-        <w:t>instance_destroy</w:t>
-      </w:r>
-      <w:proofErr w:type="spellEnd"/>
-      <w:r>
-        <w:rPr>
-          <w:rFonts w:ascii="Courier New" w:hAnsi="Courier New" w:cs="Courier New"/>
-          <w:sz w:val="20"/>
-        </w:rPr>
-        <w:t>(</w:t>
-      </w:r>
-      <w:proofErr w:type="spellStart"/>
-      <w:r>
-        <w:rPr>
-          <w:rFonts w:ascii="Courier New" w:hAnsi="Courier New" w:cs="Courier New"/>
-          <w:sz w:val="20"/>
-        </w:rPr>
-        <w:t>item_bomb</w:t>
-      </w:r>
-      <w:proofErr w:type="spellEnd"/>
-      <w:r>
-        <w:rPr>
-          <w:rFonts w:ascii="Courier New" w:hAnsi="Courier New" w:cs="Courier New"/>
-          <w:sz w:val="20"/>
-        </w:rPr>
-        <w:t>);</w:t>
-      </w:r>
-    </w:p>
-    <w:p>
-      <w:pPr>
-        <w:rPr>
-          <w:rFonts w:ascii="Courier New" w:hAnsi="Courier New" w:cs="Courier New"/>
-          <w:sz w:val="20"/>
-        </w:rPr>
-      </w:pPr>
-      <w:r>
-        <w:rPr>
-          <w:rFonts w:ascii="Courier New" w:hAnsi="Courier New" w:cs="Courier New"/>
-          <w:sz w:val="20"/>
-        </w:rPr>
         <w:t>}</w:t>
       </w:r>
     </w:p>
@@ -8476,6 +8495,7 @@
           <w:rFonts w:ascii="Courier New" w:hAnsi="Courier New" w:cs="Courier New"/>
           <w:sz w:val="20"/>
         </w:rPr>
+        <w:lastRenderedPageBreak/>
         <w:t xml:space="preserve">var </w:t>
       </w:r>
       <w:proofErr w:type="spellStart"/>
@@ -8555,7 +8575,6 @@
           <w:rFonts w:ascii="Courier New" w:hAnsi="Courier New" w:cs="Courier New"/>
           <w:sz w:val="20"/>
         </w:rPr>
-        <w:lastRenderedPageBreak/>
         <w:t>if (</w:t>
       </w:r>
       <w:proofErr w:type="spellStart"/>
@@ -9439,6 +9458,7 @@
           <w:rFonts w:ascii="Courier New" w:hAnsi="Courier New" w:cs="Courier New"/>
           <w:sz w:val="20"/>
         </w:rPr>
+        <w:lastRenderedPageBreak/>
         <w:t>}</w:t>
       </w:r>
     </w:p>
